--- a/Gestion/1.1.2 Documento de registro de definición e identificación del proyecto.docx
+++ b/Gestion/1.1.2 Documento de registro de definición e identificación del proyecto.docx
@@ -654,29 +654,7 @@
                 <w:sz w:val="22"/>
                 <w:szCs w:val="22"/>
               </w:rPr>
-              <w:t xml:space="preserve"> IL </w:t>
-            </w:r>
-            <w:proofErr w:type="gramStart"/>
-            <w:r>
-              <w:rPr>
-                <w:rFonts w:ascii="Arial" w:eastAsia="Arial" w:hAnsi="Arial" w:cs="Arial"/>
-                <w:b w:val="0"/>
-                <w:bCs w:val="0"/>
-                <w:sz w:val="22"/>
-                <w:szCs w:val="22"/>
-              </w:rPr>
-              <w:t>1.1 ,</w:t>
-            </w:r>
-            <w:proofErr w:type="gramEnd"/>
-            <w:r>
-              <w:rPr>
-                <w:rFonts w:ascii="Arial" w:eastAsia="Arial" w:hAnsi="Arial" w:cs="Arial"/>
-                <w:b w:val="0"/>
-                <w:bCs w:val="0"/>
-                <w:sz w:val="22"/>
-                <w:szCs w:val="22"/>
-              </w:rPr>
-              <w:t xml:space="preserve"> 1.2, 1.3, 1.4 y 1.5</w:t>
+              <w:t xml:space="preserve"> IL 1.1 , 1.2, 1.3, 1.4 y 1.5</w:t>
             </w:r>
           </w:p>
         </w:tc>
@@ -881,7 +859,7 @@
               </wp:anchor>
             </w:drawing>
           </mc:Choice>
-          <mc:Fallback xmlns:cr="http://schemas.microsoft.com/office/comments/2020/reactions" xmlns="http://schemas.microsoft.com/office/tasks/2019/documenttasks" xmlns:dgm="http://schemas.openxmlformats.org/drawingml/2006/diagram" xmlns:lc="http://schemas.openxmlformats.org/drawingml/2006/lockedCanvas" xmlns:c="http://schemas.openxmlformats.org/drawingml/2006/chart" xmlns:pic="http://schemas.openxmlformats.org/drawingml/2006/picture" xmlns:a="http://schemas.openxmlformats.org/drawingml/2006/main" xmlns:sl="http://schemas.openxmlformats.org/schemaLibrary/2006/main">
+          <mc:Fallback xmlns:sl="http://schemas.openxmlformats.org/schemaLibrary/2006/main" xmlns:a="http://schemas.openxmlformats.org/drawingml/2006/main" xmlns:pic="http://schemas.openxmlformats.org/drawingml/2006/picture" xmlns:c="http://schemas.openxmlformats.org/drawingml/2006/chart" xmlns:lc="http://schemas.openxmlformats.org/drawingml/2006/lockedCanvas" xmlns:dgm="http://schemas.openxmlformats.org/drawingml/2006/diagram" xmlns="http://schemas.microsoft.com/office/tasks/2019/documenttasks" xmlns:cr="http://schemas.microsoft.com/office/comments/2020/reactions">
             <w:drawing>
               <wp:anchor allowOverlap="1" behindDoc="0" distB="4294967295" distT="4294967295" distL="114300" distR="114300" hidden="0" layoutInCell="1" locked="0" relativeHeight="0" simplePos="0">
                 <wp:simplePos x="0" y="0"/>
@@ -1135,7 +1113,7 @@
               </wp:anchor>
             </w:drawing>
           </mc:Choice>
-          <mc:Fallback xmlns:cr="http://schemas.microsoft.com/office/comments/2020/reactions" xmlns="http://schemas.microsoft.com/office/tasks/2019/documenttasks" xmlns:dgm="http://schemas.openxmlformats.org/drawingml/2006/diagram" xmlns:lc="http://schemas.openxmlformats.org/drawingml/2006/lockedCanvas" xmlns:c="http://schemas.openxmlformats.org/drawingml/2006/chart" xmlns:pic="http://schemas.openxmlformats.org/drawingml/2006/picture" xmlns:a="http://schemas.openxmlformats.org/drawingml/2006/main" xmlns:sl="http://schemas.openxmlformats.org/schemaLibrary/2006/main">
+          <mc:Fallback xmlns:sl="http://schemas.openxmlformats.org/schemaLibrary/2006/main" xmlns:a="http://schemas.openxmlformats.org/drawingml/2006/main" xmlns:pic="http://schemas.openxmlformats.org/drawingml/2006/picture" xmlns:c="http://schemas.openxmlformats.org/drawingml/2006/chart" xmlns:lc="http://schemas.openxmlformats.org/drawingml/2006/lockedCanvas" xmlns:dgm="http://schemas.openxmlformats.org/drawingml/2006/diagram" xmlns="http://schemas.microsoft.com/office/tasks/2019/documenttasks" xmlns:cr="http://schemas.microsoft.com/office/comments/2020/reactions">
             <w:drawing>
               <wp:anchor allowOverlap="1" behindDoc="0" distB="4294967295" distT="4294967295" distL="114300" distR="114300" hidden="0" layoutInCell="1" locked="0" relativeHeight="0" simplePos="0">
                 <wp:simplePos x="0" y="0"/>
@@ -1415,7 +1393,7 @@
               </wp:anchor>
             </w:drawing>
           </mc:Choice>
-          <mc:Fallback xmlns:cr="http://schemas.microsoft.com/office/comments/2020/reactions" xmlns="http://schemas.microsoft.com/office/tasks/2019/documenttasks" xmlns:dgm="http://schemas.openxmlformats.org/drawingml/2006/diagram" xmlns:lc="http://schemas.openxmlformats.org/drawingml/2006/lockedCanvas" xmlns:c="http://schemas.openxmlformats.org/drawingml/2006/chart" xmlns:pic="http://schemas.openxmlformats.org/drawingml/2006/picture" xmlns:a="http://schemas.openxmlformats.org/drawingml/2006/main" xmlns:sl="http://schemas.openxmlformats.org/schemaLibrary/2006/main">
+          <mc:Fallback xmlns:sl="http://schemas.openxmlformats.org/schemaLibrary/2006/main" xmlns:a="http://schemas.openxmlformats.org/drawingml/2006/main" xmlns:pic="http://schemas.openxmlformats.org/drawingml/2006/picture" xmlns:c="http://schemas.openxmlformats.org/drawingml/2006/chart" xmlns:lc="http://schemas.openxmlformats.org/drawingml/2006/lockedCanvas" xmlns:dgm="http://schemas.openxmlformats.org/drawingml/2006/diagram" xmlns="http://schemas.microsoft.com/office/tasks/2019/documenttasks" xmlns:cr="http://schemas.microsoft.com/office/comments/2020/reactions">
             <w:drawing>
               <wp:anchor allowOverlap="1" behindDoc="0" distB="4294967295" distT="4294967295" distL="114300" distR="114300" hidden="0" layoutInCell="1" locked="0" relativeHeight="0" simplePos="0">
                 <wp:simplePos x="0" y="0"/>
@@ -2128,23 +2106,13 @@
                 <w:szCs w:val="22"/>
               </w:rPr>
             </w:pPr>
-            <w:proofErr w:type="spellStart"/>
-            <w:r>
-              <w:rPr>
-                <w:rFonts w:ascii="Calibri" w:eastAsia="Calibri" w:hAnsi="Calibri" w:cs="Calibri"/>
-                <w:sz w:val="22"/>
-                <w:szCs w:val="22"/>
-              </w:rPr>
-              <w:t>Victor</w:t>
-            </w:r>
-            <w:proofErr w:type="spellEnd"/>
-            <w:r>
-              <w:rPr>
-                <w:rFonts w:ascii="Calibri" w:eastAsia="Calibri" w:hAnsi="Calibri" w:cs="Calibri"/>
-                <w:sz w:val="22"/>
-                <w:szCs w:val="22"/>
-              </w:rPr>
-              <w:t xml:space="preserve"> Manuel</w:t>
+            <w:r>
+              <w:rPr>
+                <w:rFonts w:ascii="Calibri" w:eastAsia="Calibri" w:hAnsi="Calibri" w:cs="Calibri"/>
+                <w:sz w:val="22"/>
+                <w:szCs w:val="22"/>
+              </w:rPr>
+              <w:t>Victor Manuel</w:t>
             </w:r>
           </w:p>
         </w:tc>
@@ -2464,7 +2432,6 @@
                 <w:szCs w:val="20"/>
               </w:rPr>
             </w:pPr>
-            <w:proofErr w:type="spellStart"/>
             <w:r>
               <w:rPr>
                 <w:rFonts w:ascii="Calibri" w:eastAsia="Calibri" w:hAnsi="Calibri" w:cs="Calibri"/>
@@ -2476,7 +2443,6 @@
               </w:rPr>
               <w:t>Backend</w:t>
             </w:r>
-            <w:proofErr w:type="spellEnd"/>
           </w:p>
         </w:tc>
       </w:tr>
@@ -2787,7 +2753,51 @@
                 <w:sz w:val="20"/>
                 <w:szCs w:val="20"/>
               </w:rPr>
-              <w:t>Aplicación web que funciona como una biblioteca con funciones como geolocalización, asistente IA y apartado para compartir libros</w:t>
+              <w:t>Aplicación web que funciona como una biblioteca con funciones como geolocalización, asistente IA</w:t>
+            </w:r>
+            <w:r>
+              <w:rPr>
+                <w:rFonts w:ascii="Calibri" w:eastAsia="Calibri" w:hAnsi="Calibri" w:cs="Calibri"/>
+                <w:i/>
+                <w:iCs/>
+                <w:color w:val="548DD4"/>
+                <w:sz w:val="20"/>
+                <w:szCs w:val="20"/>
+              </w:rPr>
+              <w:t>, reseñas y</w:t>
+            </w:r>
+            <w:r>
+              <w:rPr>
+                <w:rFonts w:ascii="Calibri" w:eastAsia="Calibri" w:hAnsi="Calibri" w:cs="Calibri"/>
+                <w:i/>
+                <w:iCs/>
+                <w:color w:val="548DD4"/>
+                <w:sz w:val="20"/>
+                <w:szCs w:val="20"/>
+              </w:rPr>
+              <w:t xml:space="preserve"> </w:t>
+            </w:r>
+            <w:r>
+              <w:rPr>
+                <w:rFonts w:ascii="Calibri" w:eastAsia="Calibri" w:hAnsi="Calibri" w:cs="Calibri"/>
+                <w:i/>
+                <w:iCs/>
+                <w:color w:val="548DD4"/>
+                <w:sz w:val="20"/>
+                <w:szCs w:val="20"/>
+              </w:rPr>
+              <w:t>ventas de</w:t>
+            </w:r>
+            <w:r>
+              <w:rPr>
+                <w:rFonts w:ascii="Calibri" w:eastAsia="Calibri" w:hAnsi="Calibri" w:cs="Calibri"/>
+                <w:i/>
+                <w:iCs/>
+                <w:color w:val="548DD4"/>
+                <w:sz w:val="20"/>
+                <w:szCs w:val="20"/>
+              </w:rPr>
+              <w:t xml:space="preserve"> libros</w:t>
             </w:r>
           </w:p>
         </w:tc>
@@ -2866,31 +2876,7 @@
                 <w:sz w:val="20"/>
                 <w:szCs w:val="20"/>
               </w:rPr>
-              <w:t xml:space="preserve">Ausencia de una </w:t>
-            </w:r>
-            <w:proofErr w:type="gramStart"/>
-            <w:r>
-              <w:rPr>
-                <w:rFonts w:ascii="Calibri" w:eastAsia="Calibri" w:hAnsi="Calibri" w:cs="Calibri"/>
-                <w:i/>
-                <w:iCs/>
-                <w:color w:val="548DD4"/>
-                <w:sz w:val="20"/>
-                <w:szCs w:val="20"/>
-              </w:rPr>
-              <w:t>app</w:t>
-            </w:r>
-            <w:proofErr w:type="gramEnd"/>
-            <w:r>
-              <w:rPr>
-                <w:rFonts w:ascii="Calibri" w:eastAsia="Calibri" w:hAnsi="Calibri" w:cs="Calibri"/>
-                <w:i/>
-                <w:iCs/>
-                <w:color w:val="548DD4"/>
-                <w:sz w:val="20"/>
-                <w:szCs w:val="20"/>
-              </w:rPr>
-              <w:t xml:space="preserve"> tipo biblioteca con funciones modernas que facilite y promueva la lectura en nuestra sociedad</w:t>
+              <w:t>Ausencia de una app tipo biblioteca con funciones modernas que facilite y promueva la lectura en nuestra sociedad</w:t>
             </w:r>
           </w:p>
         </w:tc>
@@ -3127,7 +3113,40 @@
                 <w:sz w:val="20"/>
                 <w:szCs w:val="20"/>
               </w:rPr>
-              <w:t>Creación de un apartado que permita a los usuarios o instituciones subir y compartir libros o textos literarios de todo tipo, un asistente IA, y un mapa con la ubicación en tiempo real del usuario y las bibliotecas que se encuentran cerca de él</w:t>
+              <w:t xml:space="preserve">Creación de un apartado que permita </w:t>
+            </w:r>
+            <w:r>
+              <w:rPr>
+                <w:rFonts w:ascii="Calibri" w:eastAsia="Calibri" w:hAnsi="Calibri" w:cs="Calibri"/>
+                <w:i/>
+                <w:iCs/>
+                <w:color w:val="548DD4"/>
+                <w:sz w:val="20"/>
+                <w:szCs w:val="20"/>
+              </w:rPr>
+              <w:t>la venta de libros (similar a una librería)</w:t>
+            </w:r>
+            <w:r>
+              <w:rPr>
+                <w:rFonts w:ascii="Calibri" w:eastAsia="Calibri" w:hAnsi="Calibri" w:cs="Calibri"/>
+                <w:i/>
+                <w:iCs/>
+                <w:color w:val="548DD4"/>
+                <w:sz w:val="20"/>
+                <w:szCs w:val="20"/>
+              </w:rPr>
+              <w:t>, un asistente IA, y un mapa con la ubicación en tiempo real del usuario y las bibliotecas que se encuentran cerca de él</w:t>
+            </w:r>
+            <w:r>
+              <w:rPr>
+                <w:rFonts w:ascii="Calibri" w:eastAsia="Calibri" w:hAnsi="Calibri" w:cs="Calibri"/>
+                <w:i/>
+                <w:iCs/>
+                <w:color w:val="548DD4"/>
+                <w:sz w:val="20"/>
+                <w:szCs w:val="20"/>
+              </w:rPr>
+              <w:t>, además, un apartado de reseñas para libros</w:t>
             </w:r>
           </w:p>
         </w:tc>
@@ -3206,7 +3225,29 @@
                 <w:sz w:val="20"/>
                 <w:szCs w:val="20"/>
               </w:rPr>
-              <w:t>La aplicación permitirá al usuario compartir libros escritos por sí mismo y de esa forma darle un espacio a la comunidad para incluirse en el mundo de la lectura, no sólo como lectores, sino también como autores</w:t>
+              <w:t xml:space="preserve">La aplicación permitirá </w:t>
+            </w:r>
+            <w:r>
+              <w:rPr>
+                <w:rFonts w:ascii="Calibri" w:eastAsia="Calibri" w:hAnsi="Calibri" w:cs="Calibri"/>
+                <w:i/>
+                <w:iCs/>
+                <w:color w:val="548DD4"/>
+                <w:sz w:val="20"/>
+                <w:szCs w:val="20"/>
+              </w:rPr>
+              <w:t>la venta de todo tipo de libros de una forma simple, rápida y accesible,</w:t>
+            </w:r>
+            <w:r>
+              <w:rPr>
+                <w:rFonts w:ascii="Calibri" w:eastAsia="Calibri" w:hAnsi="Calibri" w:cs="Calibri"/>
+                <w:i/>
+                <w:iCs/>
+                <w:color w:val="548DD4"/>
+                <w:sz w:val="20"/>
+                <w:szCs w:val="20"/>
+              </w:rPr>
+              <w:t xml:space="preserve"> de esa forma darle un espacio a la comunidad para incluirse en el mundo de la lectura</w:t>
             </w:r>
           </w:p>
         </w:tc>
@@ -3388,12 +3429,9 @@
                 <w:sz w:val="20"/>
                 <w:szCs w:val="20"/>
               </w:rPr>
-              <w:t>El proyecto consiste en desarrollar una aplicación web que funcione como biblioteca. El objetivo de esta aplicación es fomentar la educación y cultura en nuestra sociedad, dar un espacio a las personas para que compartan sus libros o textos de cualquier tipo, se busca dar libertad al usuario para que publique lo que desee según las condiciones establecidas por la biblioteca.</w:t>
-            </w:r>
-          </w:p>
-          <w:p>
-            <w:pPr>
-              <w:spacing w:line="259" w:lineRule="auto"/>
+              <w:t xml:space="preserve">El proyecto consiste en desarrollar una aplicación web que funcione como biblioteca. El objetivo de esta aplicación es fomentar la educación y cultura en nuestra sociedad, dar un espacio a las personas para que </w:t>
+            </w:r>
+            <w:r>
               <w:rPr>
                 <w:rFonts w:ascii="Calibri" w:eastAsia="Calibri" w:hAnsi="Calibri" w:cs="Calibri"/>
                 <w:i/>
@@ -3402,11 +3440,9 @@
                 <w:sz w:val="20"/>
                 <w:szCs w:val="20"/>
               </w:rPr>
-            </w:pPr>
-          </w:p>
-          <w:p>
-            <w:pPr>
-              <w:spacing w:line="259" w:lineRule="auto"/>
+              <w:t>accedas a</w:t>
+            </w:r>
+            <w:r>
               <w:rPr>
                 <w:rFonts w:ascii="Calibri" w:eastAsia="Calibri" w:hAnsi="Calibri" w:cs="Calibri"/>
                 <w:i/>
@@ -3415,8 +3451,12 @@
                 <w:sz w:val="20"/>
                 <w:szCs w:val="20"/>
               </w:rPr>
-            </w:pPr>
-            <w:r>
+              <w:t xml:space="preserve"> sus libros o textos de cualquier tipo.</w:t>
+            </w:r>
+          </w:p>
+          <w:p>
+            <w:pPr>
+              <w:spacing w:line="259" w:lineRule="auto"/>
               <w:rPr>
                 <w:rFonts w:ascii="Calibri" w:eastAsia="Calibri" w:hAnsi="Calibri" w:cs="Calibri"/>
                 <w:i/>
@@ -3425,10 +3465,11 @@
                 <w:sz w:val="20"/>
                 <w:szCs w:val="20"/>
               </w:rPr>
-              <w:t xml:space="preserve">La aplicación contará con herramientas modernas y actualizadas diferenciándose del resto de </w:t>
-            </w:r>
-            <w:proofErr w:type="gramStart"/>
-            <w:r>
+            </w:pPr>
+          </w:p>
+          <w:p>
+            <w:pPr>
+              <w:spacing w:line="259" w:lineRule="auto"/>
               <w:rPr>
                 <w:rFonts w:ascii="Calibri" w:eastAsia="Calibri" w:hAnsi="Calibri" w:cs="Calibri"/>
                 <w:i/>
@@ -3437,9 +3478,7 @@
                 <w:sz w:val="20"/>
                 <w:szCs w:val="20"/>
               </w:rPr>
-              <w:t>apps</w:t>
-            </w:r>
-            <w:proofErr w:type="gramEnd"/>
+            </w:pPr>
             <w:r>
               <w:rPr>
                 <w:rFonts w:ascii="Calibri" w:eastAsia="Calibri" w:hAnsi="Calibri" w:cs="Calibri"/>
@@ -3449,7 +3488,7 @@
                 <w:sz w:val="20"/>
                 <w:szCs w:val="20"/>
               </w:rPr>
-              <w:t xml:space="preserve"> tipo bibliotecas que poseen funciones más limitadas, por lo que resolvería el problema de no contar con un espacio virtual más actualizado donde las personas puedan encontrar toda la información que necesiten.</w:t>
+              <w:t>La aplicación contará con herramientas modernas y actualizadas diferenciándose del resto de apps tipo bibliotecas que poseen funciones más limitadas, por lo que resolvería el problema de no contar con un espacio virtual más actualizado donde las personas puedan encontrar toda la información que necesiten.</w:t>
             </w:r>
           </w:p>
           <w:p>
@@ -3486,31 +3525,7 @@
                 <w:sz w:val="20"/>
                 <w:szCs w:val="20"/>
               </w:rPr>
-              <w:t xml:space="preserve">La </w:t>
-            </w:r>
-            <w:proofErr w:type="gramStart"/>
-            <w:r>
-              <w:rPr>
-                <w:rFonts w:ascii="Calibri" w:eastAsia="Calibri" w:hAnsi="Calibri" w:cs="Calibri"/>
-                <w:i/>
-                <w:iCs/>
-                <w:color w:val="548DD4"/>
-                <w:sz w:val="20"/>
-                <w:szCs w:val="20"/>
-              </w:rPr>
-              <w:t>app</w:t>
-            </w:r>
-            <w:proofErr w:type="gramEnd"/>
-            <w:r>
-              <w:rPr>
-                <w:rFonts w:ascii="Calibri" w:eastAsia="Calibri" w:hAnsi="Calibri" w:cs="Calibri"/>
-                <w:i/>
-                <w:iCs/>
-                <w:color w:val="548DD4"/>
-                <w:sz w:val="20"/>
-                <w:szCs w:val="20"/>
-              </w:rPr>
-              <w:t xml:space="preserve"> está pensada para ser utilizada por cualquier persona sin importar la edad, por lo que será intuitiva y fácil de utilizar.</w:t>
+              <w:t>La app está pensada para ser utilizada por cualquier persona sin importar la edad, por lo que será intuitiva y fácil de utilizar.</w:t>
             </w:r>
           </w:p>
           <w:p>
@@ -3799,7 +3814,6 @@
                 <w:szCs w:val="20"/>
               </w:rPr>
             </w:pPr>
-            <w:proofErr w:type="gramStart"/>
             <w:r>
               <w:rPr>
                 <w:rFonts w:ascii="Calibri" w:eastAsia="Calibri" w:hAnsi="Calibri" w:cs="Calibri"/>
@@ -3809,9 +3823,8 @@
                 <w:sz w:val="20"/>
                 <w:szCs w:val="20"/>
               </w:rPr>
-              <w:t>De acuerdo al</w:t>
-            </w:r>
-            <w:proofErr w:type="gramEnd"/>
+              <w:t>De acuerdo con el</w:t>
+            </w:r>
             <w:r>
               <w:rPr>
                 <w:rFonts w:ascii="Calibri" w:eastAsia="Calibri" w:hAnsi="Calibri" w:cs="Calibri"/>
@@ -3823,7 +3836,6 @@
               </w:rPr>
               <w:t xml:space="preserve"> proyecto que abordamos, trabajaremos de mejor forma con una metodología ágil por lo </w:t>
             </w:r>
-            <w:proofErr w:type="spellStart"/>
             <w:r>
               <w:rPr>
                 <w:rFonts w:ascii="Calibri" w:eastAsia="Calibri" w:hAnsi="Calibri" w:cs="Calibri"/>
@@ -3833,9 +3845,8 @@
                 <w:sz w:val="20"/>
                 <w:szCs w:val="20"/>
               </w:rPr>
-              <w:t>cuál</w:t>
-            </w:r>
-            <w:proofErr w:type="spellEnd"/>
+              <w:t>cual</w:t>
+            </w:r>
             <w:r>
               <w:rPr>
                 <w:rFonts w:ascii="Calibri" w:eastAsia="Calibri" w:hAnsi="Calibri" w:cs="Calibri"/>
@@ -3923,79 +3934,7 @@
                 <w:sz w:val="20"/>
                 <w:szCs w:val="20"/>
               </w:rPr>
-              <w:t xml:space="preserve">Después se definirán las épicas e historias de usuario, luego se estructurará el </w:t>
-            </w:r>
-            <w:proofErr w:type="spellStart"/>
-            <w:r>
-              <w:rPr>
-                <w:rFonts w:ascii="Calibri" w:eastAsia="Calibri" w:hAnsi="Calibri" w:cs="Calibri"/>
-                <w:i/>
-                <w:iCs/>
-                <w:color w:val="548DD4"/>
-                <w:sz w:val="20"/>
-                <w:szCs w:val="20"/>
-              </w:rPr>
-              <w:t>story</w:t>
-            </w:r>
-            <w:proofErr w:type="spellEnd"/>
-            <w:r>
-              <w:rPr>
-                <w:rFonts w:ascii="Calibri" w:eastAsia="Calibri" w:hAnsi="Calibri" w:cs="Calibri"/>
-                <w:i/>
-                <w:iCs/>
-                <w:color w:val="548DD4"/>
-                <w:sz w:val="20"/>
-                <w:szCs w:val="20"/>
-              </w:rPr>
-              <w:t xml:space="preserve"> </w:t>
-            </w:r>
-            <w:proofErr w:type="spellStart"/>
-            <w:r>
-              <w:rPr>
-                <w:rFonts w:ascii="Calibri" w:eastAsia="Calibri" w:hAnsi="Calibri" w:cs="Calibri"/>
-                <w:i/>
-                <w:iCs/>
-                <w:color w:val="548DD4"/>
-                <w:sz w:val="20"/>
-                <w:szCs w:val="20"/>
-              </w:rPr>
-              <w:t>mapping</w:t>
-            </w:r>
-            <w:proofErr w:type="spellEnd"/>
-            <w:r>
-              <w:rPr>
-                <w:rFonts w:ascii="Calibri" w:eastAsia="Calibri" w:hAnsi="Calibri" w:cs="Calibri"/>
-                <w:i/>
-                <w:iCs/>
-                <w:color w:val="548DD4"/>
-                <w:sz w:val="20"/>
-                <w:szCs w:val="20"/>
-              </w:rPr>
-              <w:t xml:space="preserve"> y por último el </w:t>
-            </w:r>
-            <w:proofErr w:type="spellStart"/>
-            <w:r>
-              <w:rPr>
-                <w:rFonts w:ascii="Calibri" w:eastAsia="Calibri" w:hAnsi="Calibri" w:cs="Calibri"/>
-                <w:i/>
-                <w:iCs/>
-                <w:color w:val="548DD4"/>
-                <w:sz w:val="20"/>
-                <w:szCs w:val="20"/>
-              </w:rPr>
-              <w:t>Product</w:t>
-            </w:r>
-            <w:proofErr w:type="spellEnd"/>
-            <w:r>
-              <w:rPr>
-                <w:rFonts w:ascii="Calibri" w:eastAsia="Calibri" w:hAnsi="Calibri" w:cs="Calibri"/>
-                <w:i/>
-                <w:iCs/>
-                <w:color w:val="548DD4"/>
-                <w:sz w:val="20"/>
-                <w:szCs w:val="20"/>
-              </w:rPr>
-              <w:t xml:space="preserve"> Backlog estimado y priorizado.</w:t>
+              <w:t>Después se definirán las épicas e historias de usuario, luego se estructurará el story mapping y por último el Product Backlog estimado y priorizado.</w:t>
             </w:r>
           </w:p>
           <w:p>
@@ -4296,9 +4235,8 @@
                 <w:sz w:val="18"/>
                 <w:szCs w:val="18"/>
               </w:rPr>
-              <w:t xml:space="preserve"> AWS (Amazon Web </w:t>
-            </w:r>
-            <w:proofErr w:type="spellStart"/>
+              <w:t xml:space="preserve"> </w:t>
+            </w:r>
             <w:r>
               <w:rPr>
                 <w:rFonts w:ascii="Arial" w:eastAsia="Arial" w:hAnsi="Arial" w:cs="Arial"/>
@@ -4307,9 +4245,8 @@
                 <w:sz w:val="18"/>
                 <w:szCs w:val="18"/>
               </w:rPr>
-              <w:t>Services</w:t>
-            </w:r>
-            <w:proofErr w:type="spellEnd"/>
+              <w:t>Supabase</w:t>
+            </w:r>
             <w:r>
               <w:rPr>
                 <w:rFonts w:ascii="Arial" w:eastAsia="Arial" w:hAnsi="Arial" w:cs="Arial"/>
@@ -4318,7 +4255,7 @@
                 <w:sz w:val="18"/>
                 <w:szCs w:val="18"/>
               </w:rPr>
-              <w:t>) para el despliegue de microservicios y hosting de bases de datos.</w:t>
+              <w:t xml:space="preserve"> para el despliegue de microservicios y hosting de bases de datos.</w:t>
             </w:r>
           </w:p>
           <w:p>
@@ -4372,95 +4309,7 @@
                 <w:sz w:val="18"/>
                 <w:szCs w:val="18"/>
               </w:rPr>
-              <w:t xml:space="preserve"> Arquitectura de Microservicios. El </w:t>
-            </w:r>
-            <w:proofErr w:type="spellStart"/>
-            <w:r>
-              <w:rPr>
-                <w:rFonts w:ascii="Arial" w:eastAsia="Arial" w:hAnsi="Arial" w:cs="Arial"/>
-                <w:i/>
-                <w:iCs/>
-                <w:sz w:val="18"/>
-                <w:szCs w:val="18"/>
-              </w:rPr>
-              <w:t>frontend</w:t>
-            </w:r>
-            <w:proofErr w:type="spellEnd"/>
-            <w:r>
-              <w:rPr>
-                <w:rFonts w:ascii="Arial" w:eastAsia="Arial" w:hAnsi="Arial" w:cs="Arial"/>
-                <w:i/>
-                <w:iCs/>
-                <w:sz w:val="18"/>
-                <w:szCs w:val="18"/>
-              </w:rPr>
-              <w:t xml:space="preserve"> en </w:t>
-            </w:r>
-            <w:proofErr w:type="spellStart"/>
-            <w:r>
-              <w:rPr>
-                <w:rFonts w:ascii="Arial" w:eastAsia="Arial" w:hAnsi="Arial" w:cs="Arial"/>
-                <w:i/>
-                <w:iCs/>
-                <w:sz w:val="18"/>
-                <w:szCs w:val="18"/>
-              </w:rPr>
-              <w:t>React</w:t>
-            </w:r>
-            <w:proofErr w:type="spellEnd"/>
-            <w:r>
-              <w:rPr>
-                <w:rFonts w:ascii="Arial" w:eastAsia="Arial" w:hAnsi="Arial" w:cs="Arial"/>
-                <w:i/>
-                <w:iCs/>
-                <w:sz w:val="18"/>
-                <w:szCs w:val="18"/>
-              </w:rPr>
-              <w:t xml:space="preserve"> se comunica vía API REST con un </w:t>
-            </w:r>
-            <w:proofErr w:type="spellStart"/>
-            <w:r>
-              <w:rPr>
-                <w:rFonts w:ascii="Arial" w:eastAsia="Arial" w:hAnsi="Arial" w:cs="Arial"/>
-                <w:i/>
-                <w:iCs/>
-                <w:sz w:val="18"/>
-                <w:szCs w:val="18"/>
-              </w:rPr>
-              <w:t>backend</w:t>
-            </w:r>
-            <w:proofErr w:type="spellEnd"/>
-            <w:r>
-              <w:rPr>
-                <w:rFonts w:ascii="Arial" w:eastAsia="Arial" w:hAnsi="Arial" w:cs="Arial"/>
-                <w:i/>
-                <w:iCs/>
-                <w:sz w:val="18"/>
-                <w:szCs w:val="18"/>
-              </w:rPr>
-              <w:t xml:space="preserve"> en Python (</w:t>
-            </w:r>
-            <w:proofErr w:type="spellStart"/>
-            <w:r>
-              <w:rPr>
-                <w:rFonts w:ascii="Arial" w:eastAsia="Arial" w:hAnsi="Arial" w:cs="Arial"/>
-                <w:i/>
-                <w:iCs/>
-                <w:sz w:val="18"/>
-                <w:szCs w:val="18"/>
-              </w:rPr>
-              <w:t>FastAPI</w:t>
-            </w:r>
-            <w:proofErr w:type="spellEnd"/>
-            <w:r>
-              <w:rPr>
-                <w:rFonts w:ascii="Arial" w:eastAsia="Arial" w:hAnsi="Arial" w:cs="Arial"/>
-                <w:i/>
-                <w:iCs/>
-                <w:sz w:val="18"/>
-                <w:szCs w:val="18"/>
-              </w:rPr>
-              <w:t>).</w:t>
+              <w:t xml:space="preserve"> Arquitectura de Microservicios. El frontend en React se comunica vía API REST con un backend en Python (FastAPI).</w:t>
             </w:r>
           </w:p>
           <w:p>
@@ -4514,51 +4363,7 @@
                 <w:sz w:val="18"/>
                 <w:szCs w:val="18"/>
               </w:rPr>
-              <w:t xml:space="preserve"> JavaScript (</w:t>
-            </w:r>
-            <w:proofErr w:type="spellStart"/>
-            <w:r>
-              <w:rPr>
-                <w:rFonts w:ascii="Arial" w:eastAsia="Arial" w:hAnsi="Arial" w:cs="Arial"/>
-                <w:i/>
-                <w:iCs/>
-                <w:sz w:val="18"/>
-                <w:szCs w:val="18"/>
-              </w:rPr>
-              <w:t>React</w:t>
-            </w:r>
-            <w:proofErr w:type="spellEnd"/>
-            <w:r>
-              <w:rPr>
-                <w:rFonts w:ascii="Arial" w:eastAsia="Arial" w:hAnsi="Arial" w:cs="Arial"/>
-                <w:i/>
-                <w:iCs/>
-                <w:sz w:val="18"/>
-                <w:szCs w:val="18"/>
-              </w:rPr>
-              <w:t>), Python 3.10 (</w:t>
-            </w:r>
-            <w:proofErr w:type="spellStart"/>
-            <w:r>
-              <w:rPr>
-                <w:rFonts w:ascii="Arial" w:eastAsia="Arial" w:hAnsi="Arial" w:cs="Arial"/>
-                <w:i/>
-                <w:iCs/>
-                <w:sz w:val="18"/>
-                <w:szCs w:val="18"/>
-              </w:rPr>
-              <w:t>Backend</w:t>
-            </w:r>
-            <w:proofErr w:type="spellEnd"/>
-            <w:r>
-              <w:rPr>
-                <w:rFonts w:ascii="Arial" w:eastAsia="Arial" w:hAnsi="Arial" w:cs="Arial"/>
-                <w:i/>
-                <w:iCs/>
-                <w:sz w:val="18"/>
-                <w:szCs w:val="18"/>
-              </w:rPr>
-              <w:t>/IA), SQL y HTML5/CSS3.</w:t>
+              <w:t xml:space="preserve"> JavaScript (React), Python 3.10 (Backend/IA), SQL y HTML5/CSS3.</w:t>
             </w:r>
           </w:p>
           <w:p>
@@ -4590,7 +4395,6 @@
                 <w:szCs w:val="18"/>
               </w:rPr>
             </w:pPr>
-            <w:proofErr w:type="spellStart"/>
             <w:r>
               <w:rPr>
                 <w:rFonts w:ascii="Arial" w:eastAsia="Arial" w:hAnsi="Arial" w:cs="Arial"/>
@@ -4603,76 +4407,17 @@
                 <w:szCs w:val="18"/>
                 <w:u w:val="single"/>
               </w:rPr>
-              <w:t>Frameworks</w:t>
-            </w:r>
-            <w:proofErr w:type="spellEnd"/>
+              <w:t>Frameworks y Librerías:</w:t>
+            </w:r>
             <w:r>
               <w:rPr>
                 <w:rFonts w:ascii="Arial" w:eastAsia="Arial" w:hAnsi="Arial" w:cs="Arial"/>
-                <w:b/>
-                <w:bCs/>
-                <w:i/>
-                <w:iCs/>
-                <w:color w:val="6D9EEB"/>
-                <w:sz w:val="18"/>
-                <w:szCs w:val="18"/>
-                <w:u w:val="single"/>
-              </w:rPr>
-              <w:t xml:space="preserve"> y Librerías:</w:t>
-            </w:r>
-            <w:r>
-              <w:rPr>
-                <w:rFonts w:ascii="Arial" w:eastAsia="Arial" w:hAnsi="Arial" w:cs="Arial"/>
-                <w:i/>
-                <w:iCs/>
-                <w:sz w:val="18"/>
-                <w:szCs w:val="18"/>
-              </w:rPr>
-              <w:t xml:space="preserve"> React.js para la interfaz, </w:t>
-            </w:r>
-            <w:proofErr w:type="spellStart"/>
-            <w:r>
-              <w:rPr>
-                <w:rFonts w:ascii="Arial" w:eastAsia="Arial" w:hAnsi="Arial" w:cs="Arial"/>
-                <w:i/>
-                <w:iCs/>
-                <w:sz w:val="18"/>
-                <w:szCs w:val="18"/>
-              </w:rPr>
-              <w:t>FastAPI</w:t>
-            </w:r>
-            <w:proofErr w:type="spellEnd"/>
-            <w:r>
-              <w:rPr>
-                <w:rFonts w:ascii="Arial" w:eastAsia="Arial" w:hAnsi="Arial" w:cs="Arial"/>
-                <w:i/>
-                <w:iCs/>
-                <w:sz w:val="18"/>
-                <w:szCs w:val="18"/>
-              </w:rPr>
-              <w:t xml:space="preserve"> para la lógica de servidor, y </w:t>
-            </w:r>
-            <w:proofErr w:type="spellStart"/>
-            <w:r>
-              <w:rPr>
-                <w:rFonts w:ascii="Arial" w:eastAsia="Arial" w:hAnsi="Arial" w:cs="Arial"/>
-                <w:i/>
-                <w:iCs/>
-                <w:sz w:val="18"/>
-                <w:szCs w:val="18"/>
-              </w:rPr>
-              <w:t>LangChain</w:t>
-            </w:r>
-            <w:proofErr w:type="spellEnd"/>
-            <w:r>
-              <w:rPr>
-                <w:rFonts w:ascii="Arial" w:eastAsia="Arial" w:hAnsi="Arial" w:cs="Arial"/>
-                <w:i/>
-                <w:iCs/>
-                <w:sz w:val="18"/>
-                <w:szCs w:val="18"/>
-              </w:rPr>
-              <w:t xml:space="preserve"> para la integración de la IA.</w:t>
+                <w:i/>
+                <w:iCs/>
+                <w:sz w:val="18"/>
+                <w:szCs w:val="18"/>
+              </w:rPr>
+              <w:t xml:space="preserve"> React.js para la interfaz, FastAPI para la lógica de servidor, y LangChain para la integración de la IA.</w:t>
             </w:r>
           </w:p>
           <w:p>
@@ -4885,7 +4630,6 @@
                 <w:szCs w:val="20"/>
               </w:rPr>
             </w:pPr>
-            <w:proofErr w:type="spellStart"/>
             <w:r>
               <w:rPr>
                 <w:rFonts w:ascii="Calibri" w:eastAsia="Calibri" w:hAnsi="Calibri" w:cs="Calibri"/>
@@ -4896,7 +4640,6 @@
               </w:rPr>
               <w:t>Github</w:t>
             </w:r>
-            <w:proofErr w:type="spellEnd"/>
           </w:p>
           <w:p>
             <w:pPr>
@@ -4939,7 +4682,6 @@
                 <w:szCs w:val="20"/>
               </w:rPr>
             </w:pPr>
-            <w:proofErr w:type="gramStart"/>
             <w:r>
               <w:rPr>
                 <w:rFonts w:ascii="Calibri" w:eastAsia="Calibri" w:hAnsi="Calibri" w:cs="Calibri"/>
@@ -4952,7 +4694,6 @@
               </w:rPr>
               <w:t>Trae :</w:t>
             </w:r>
-            <w:proofErr w:type="gramEnd"/>
             <w:r>
               <w:rPr>
                 <w:rFonts w:ascii="Calibri" w:eastAsia="Calibri" w:hAnsi="Calibri" w:cs="Calibri"/>
@@ -4961,51 +4702,7 @@
                 <w:sz w:val="20"/>
                 <w:szCs w:val="20"/>
               </w:rPr>
-              <w:t xml:space="preserve"> Utilizado como el orquestador de IA para el desarrollo rápido del MVP (Producto Mínimo Viable), aprovechando su capacidad de "</w:t>
-            </w:r>
-            <w:proofErr w:type="spellStart"/>
-            <w:r>
-              <w:rPr>
-                <w:rFonts w:ascii="Calibri" w:eastAsia="Calibri" w:hAnsi="Calibri" w:cs="Calibri"/>
-                <w:i/>
-                <w:iCs/>
-                <w:sz w:val="20"/>
-                <w:szCs w:val="20"/>
-              </w:rPr>
-              <w:t>Builder</w:t>
-            </w:r>
-            <w:proofErr w:type="spellEnd"/>
-            <w:r>
-              <w:rPr>
-                <w:rFonts w:ascii="Calibri" w:eastAsia="Calibri" w:hAnsi="Calibri" w:cs="Calibri"/>
-                <w:i/>
-                <w:iCs/>
-                <w:sz w:val="20"/>
-                <w:szCs w:val="20"/>
-              </w:rPr>
-              <w:t xml:space="preserve">" para generar la estructura de microservicios en Python y componentes complejos en </w:t>
-            </w:r>
-            <w:proofErr w:type="spellStart"/>
-            <w:r>
-              <w:rPr>
-                <w:rFonts w:ascii="Calibri" w:eastAsia="Calibri" w:hAnsi="Calibri" w:cs="Calibri"/>
-                <w:i/>
-                <w:iCs/>
-                <w:sz w:val="20"/>
-                <w:szCs w:val="20"/>
-              </w:rPr>
-              <w:t>React</w:t>
-            </w:r>
-            <w:proofErr w:type="spellEnd"/>
-            <w:r>
-              <w:rPr>
-                <w:rFonts w:ascii="Calibri" w:eastAsia="Calibri" w:hAnsi="Calibri" w:cs="Calibri"/>
-                <w:i/>
-                <w:iCs/>
-                <w:sz w:val="20"/>
-                <w:szCs w:val="20"/>
-              </w:rPr>
-              <w:t xml:space="preserve">. </w:t>
+              <w:t xml:space="preserve"> Utilizado como el orquestador de IA para el desarrollo rápido del MVP (Producto Mínimo Viable), aprovechando su capacidad de "Builder" para generar la estructura de microservicios en Python y componentes complejos en React. </w:t>
             </w:r>
           </w:p>
           <w:p>
@@ -5034,53 +4731,17 @@
                 <w:szCs w:val="20"/>
                 <w:u w:val="single"/>
               </w:rPr>
-              <w:t xml:space="preserve">Visual Studio </w:t>
-            </w:r>
-            <w:proofErr w:type="gramStart"/>
-            <w:r>
-              <w:rPr>
-                <w:rFonts w:ascii="Calibri" w:eastAsia="Calibri" w:hAnsi="Calibri" w:cs="Calibri"/>
-                <w:i/>
-                <w:iCs/>
-                <w:color w:val="6D9EEB"/>
+              <w:t>Visual Studio Code :</w:t>
+            </w:r>
+            <w:r>
+              <w:rPr>
+                <w:rFonts w:ascii="Calibri" w:eastAsia="Calibri" w:hAnsi="Calibri" w:cs="Calibri"/>
+                <w:i/>
+                <w:iCs/>
                 <w:sz w:val="20"/>
                 <w:szCs w:val="20"/>
-                <w:u w:val="single"/>
-              </w:rPr>
-              <w:t>Code :</w:t>
-            </w:r>
-            <w:proofErr w:type="gramEnd"/>
-            <w:r>
-              <w:rPr>
-                <w:rFonts w:ascii="Calibri" w:eastAsia="Calibri" w:hAnsi="Calibri" w:cs="Calibri"/>
-                <w:i/>
-                <w:iCs/>
-                <w:sz w:val="20"/>
-                <w:szCs w:val="20"/>
-              </w:rPr>
-              <w:t xml:space="preserve"> Para la edición fina de estilos (</w:t>
-            </w:r>
-            <w:proofErr w:type="spellStart"/>
-            <w:r>
-              <w:rPr>
-                <w:rFonts w:ascii="Calibri" w:eastAsia="Calibri" w:hAnsi="Calibri" w:cs="Calibri"/>
-                <w:i/>
-                <w:iCs/>
-                <w:sz w:val="20"/>
-                <w:szCs w:val="20"/>
-              </w:rPr>
-              <w:t>Tailwind</w:t>
-            </w:r>
-            <w:proofErr w:type="spellEnd"/>
-            <w:r>
-              <w:rPr>
-                <w:rFonts w:ascii="Calibri" w:eastAsia="Calibri" w:hAnsi="Calibri" w:cs="Calibri"/>
-                <w:i/>
-                <w:iCs/>
-                <w:sz w:val="20"/>
-                <w:szCs w:val="20"/>
-              </w:rPr>
-              <w:t xml:space="preserve"> CSS), gestión de extensiones específicas de bases de datos y depuración de contenedores. </w:t>
+              </w:rPr>
+              <w:t xml:space="preserve"> Para la edición fina de estilos (Tailwind CSS), gestión de extensiones específicas de bases de datos y depuración de contenedores. </w:t>
             </w:r>
           </w:p>
           <w:p>
@@ -5119,95 +4780,7 @@
                 <w:sz w:val="20"/>
                 <w:szCs w:val="20"/>
               </w:rPr>
-              <w:t xml:space="preserve"> Para el testeo de los </w:t>
-            </w:r>
-            <w:proofErr w:type="spellStart"/>
-            <w:r>
-              <w:rPr>
-                <w:rFonts w:ascii="Calibri" w:eastAsia="Calibri" w:hAnsi="Calibri" w:cs="Calibri"/>
-                <w:i/>
-                <w:iCs/>
-                <w:sz w:val="20"/>
-                <w:szCs w:val="20"/>
-              </w:rPr>
-              <w:t>endpoints</w:t>
-            </w:r>
-            <w:proofErr w:type="spellEnd"/>
-            <w:r>
-              <w:rPr>
-                <w:rFonts w:ascii="Calibri" w:eastAsia="Calibri" w:hAnsi="Calibri" w:cs="Calibri"/>
-                <w:i/>
-                <w:iCs/>
-                <w:sz w:val="20"/>
-                <w:szCs w:val="20"/>
-              </w:rPr>
-              <w:t xml:space="preserve"> de la API desarrollados en </w:t>
-            </w:r>
-            <w:proofErr w:type="spellStart"/>
-            <w:r>
-              <w:rPr>
-                <w:rFonts w:ascii="Calibri" w:eastAsia="Calibri" w:hAnsi="Calibri" w:cs="Calibri"/>
-                <w:i/>
-                <w:iCs/>
-                <w:sz w:val="20"/>
-                <w:szCs w:val="20"/>
-              </w:rPr>
-              <w:t>FastAPI</w:t>
-            </w:r>
-            <w:proofErr w:type="spellEnd"/>
-            <w:r>
-              <w:rPr>
-                <w:rFonts w:ascii="Calibri" w:eastAsia="Calibri" w:hAnsi="Calibri" w:cs="Calibri"/>
-                <w:i/>
-                <w:iCs/>
-                <w:sz w:val="20"/>
-                <w:szCs w:val="20"/>
-              </w:rPr>
-              <w:t>, asegurando que la comunicación entre el Front-</w:t>
-            </w:r>
-            <w:proofErr w:type="spellStart"/>
-            <w:r>
-              <w:rPr>
-                <w:rFonts w:ascii="Calibri" w:eastAsia="Calibri" w:hAnsi="Calibri" w:cs="Calibri"/>
-                <w:i/>
-                <w:iCs/>
-                <w:sz w:val="20"/>
-                <w:szCs w:val="20"/>
-              </w:rPr>
-              <w:t>end</w:t>
-            </w:r>
-            <w:proofErr w:type="spellEnd"/>
-            <w:r>
-              <w:rPr>
-                <w:rFonts w:ascii="Calibri" w:eastAsia="Calibri" w:hAnsi="Calibri" w:cs="Calibri"/>
-                <w:i/>
-                <w:iCs/>
-                <w:sz w:val="20"/>
-                <w:szCs w:val="20"/>
-              </w:rPr>
-              <w:t xml:space="preserve"> y el Back-</w:t>
-            </w:r>
-            <w:proofErr w:type="spellStart"/>
-            <w:r>
-              <w:rPr>
-                <w:rFonts w:ascii="Calibri" w:eastAsia="Calibri" w:hAnsi="Calibri" w:cs="Calibri"/>
-                <w:i/>
-                <w:iCs/>
-                <w:sz w:val="20"/>
-                <w:szCs w:val="20"/>
-              </w:rPr>
-              <w:t>end</w:t>
-            </w:r>
-            <w:proofErr w:type="spellEnd"/>
-            <w:r>
-              <w:rPr>
-                <w:rFonts w:ascii="Calibri" w:eastAsia="Calibri" w:hAnsi="Calibri" w:cs="Calibri"/>
-                <w:i/>
-                <w:iCs/>
-                <w:sz w:val="20"/>
-                <w:szCs w:val="20"/>
-              </w:rPr>
-              <w:t xml:space="preserve"> sea fluida antes de la integración final.</w:t>
+              <w:t xml:space="preserve"> Para el testeo de los endpoints de la API desarrollados en FastAPI, asegurando que la comunicación entre el Front-end y el Back-end sea fluida antes de la integración final.</w:t>
             </w:r>
           </w:p>
           <w:p>
@@ -5336,27 +4909,7 @@
                 <w:sz w:val="22"/>
                 <w:szCs w:val="22"/>
               </w:rPr>
-              <w:t xml:space="preserve">Define la planificación de tu Proyecto </w:t>
-            </w:r>
-            <w:proofErr w:type="gramStart"/>
-            <w:r>
-              <w:rPr>
-                <w:rFonts w:ascii="Calibri" w:eastAsia="Calibri" w:hAnsi="Calibri" w:cs="Calibri"/>
-                <w:color w:val="1F4E79"/>
-                <w:sz w:val="22"/>
-                <w:szCs w:val="22"/>
-              </w:rPr>
-              <w:t>de acuerdo a</w:t>
-            </w:r>
-            <w:proofErr w:type="gramEnd"/>
-            <w:r>
-              <w:rPr>
-                <w:rFonts w:ascii="Calibri" w:eastAsia="Calibri" w:hAnsi="Calibri" w:cs="Calibri"/>
-                <w:color w:val="1F4E79"/>
-                <w:sz w:val="22"/>
-                <w:szCs w:val="22"/>
-              </w:rPr>
-              <w:t xml:space="preserve"> las evidencias a realizar durante el semestre.</w:t>
+              <w:t>Define la planificación de tu Proyecto de acuerdo a las evidencias a realizar durante el semestre.</w:t>
             </w:r>
           </w:p>
         </w:tc>
@@ -5474,31 +5027,7 @@
                 <w:sz w:val="22"/>
                 <w:szCs w:val="22"/>
               </w:rPr>
-              <w:t xml:space="preserve">Nombre </w:t>
-            </w:r>
-            <w:proofErr w:type="gramStart"/>
-            <w:r>
-              <w:rPr>
-                <w:rFonts w:ascii="Calibri" w:eastAsia="Calibri" w:hAnsi="Calibri" w:cs="Calibri"/>
-                <w:b/>
-                <w:bCs/>
-                <w:color w:val="1F4E79"/>
-                <w:sz w:val="22"/>
-                <w:szCs w:val="22"/>
-              </w:rPr>
-              <w:t>de  Actividades</w:t>
-            </w:r>
-            <w:proofErr w:type="gramEnd"/>
-            <w:r>
-              <w:rPr>
-                <w:rFonts w:ascii="Calibri" w:eastAsia="Calibri" w:hAnsi="Calibri" w:cs="Calibri"/>
-                <w:b/>
-                <w:bCs/>
-                <w:color w:val="1F4E79"/>
-                <w:sz w:val="22"/>
-                <w:szCs w:val="22"/>
-              </w:rPr>
-              <w:t>/Tareas</w:t>
+              <w:t>Nombre de  Actividades/Tareas</w:t>
             </w:r>
           </w:p>
         </w:tc>
@@ -5776,25 +5305,14 @@
                 <w:szCs w:val="18"/>
               </w:rPr>
             </w:pPr>
-            <w:proofErr w:type="spellStart"/>
-            <w:r>
-              <w:rPr>
-                <w:rFonts w:ascii="Calibri" w:eastAsia="Calibri" w:hAnsi="Calibri" w:cs="Calibri"/>
-                <w:color w:val="548DD4"/>
-                <w:sz w:val="18"/>
-                <w:szCs w:val="18"/>
-              </w:rPr>
-              <w:t>Setup</w:t>
-            </w:r>
-            <w:proofErr w:type="spellEnd"/>
-            <w:r>
-              <w:rPr>
-                <w:rFonts w:ascii="Calibri" w:eastAsia="Calibri" w:hAnsi="Calibri" w:cs="Calibri"/>
-                <w:color w:val="548DD4"/>
-                <w:sz w:val="18"/>
-                <w:szCs w:val="18"/>
-              </w:rPr>
-              <w:t xml:space="preserve"> y Arquitectura</w:t>
+            <w:r>
+              <w:rPr>
+                <w:rFonts w:ascii="Calibri" w:eastAsia="Calibri" w:hAnsi="Calibri" w:cs="Calibri"/>
+                <w:color w:val="548DD4"/>
+                <w:sz w:val="18"/>
+                <w:szCs w:val="18"/>
+              </w:rPr>
+              <w:t>Setup y Arquitectura</w:t>
             </w:r>
           </w:p>
         </w:tc>
@@ -5832,31 +5350,7 @@
                 <w:sz w:val="18"/>
                 <w:szCs w:val="18"/>
               </w:rPr>
-              <w:t xml:space="preserve">Configuración del repositorio en GitHub y del entorno de desarrollo en </w:t>
-            </w:r>
-            <w:proofErr w:type="spellStart"/>
-            <w:r>
-              <w:rPr>
-                <w:rFonts w:ascii="Calibri" w:eastAsia="Calibri" w:hAnsi="Calibri" w:cs="Calibri"/>
-                <w:i/>
-                <w:iCs/>
-                <w:color w:val="548DD4"/>
-                <w:sz w:val="18"/>
-                <w:szCs w:val="18"/>
-              </w:rPr>
-              <w:t>Trae</w:t>
-            </w:r>
-            <w:proofErr w:type="spellEnd"/>
-            <w:r>
-              <w:rPr>
-                <w:rFonts w:ascii="Calibri" w:eastAsia="Calibri" w:hAnsi="Calibri" w:cs="Calibri"/>
-                <w:i/>
-                <w:iCs/>
-                <w:color w:val="548DD4"/>
-                <w:sz w:val="18"/>
-                <w:szCs w:val="18"/>
-              </w:rPr>
-              <w:t xml:space="preserve"> para generación de código asistida.</w:t>
+              <w:t>Configuración del repositorio en GitHub y del entorno de desarrollo en Trae para generación de código asistida.</w:t>
             </w:r>
           </w:p>
         </w:tc>
@@ -5885,25 +5379,14 @@
                 <w:szCs w:val="18"/>
               </w:rPr>
             </w:pPr>
-            <w:proofErr w:type="spellStart"/>
-            <w:r>
-              <w:rPr>
-                <w:rFonts w:ascii="Calibri" w:eastAsia="Calibri" w:hAnsi="Calibri" w:cs="Calibri"/>
-                <w:color w:val="548DD4"/>
-                <w:sz w:val="18"/>
-                <w:szCs w:val="18"/>
-              </w:rPr>
-              <w:t>TraeIDE</w:t>
-            </w:r>
-            <w:proofErr w:type="spellEnd"/>
-            <w:r>
-              <w:rPr>
-                <w:rFonts w:ascii="Calibri" w:eastAsia="Calibri" w:hAnsi="Calibri" w:cs="Calibri"/>
-                <w:color w:val="548DD4"/>
-                <w:sz w:val="18"/>
-                <w:szCs w:val="18"/>
-              </w:rPr>
-              <w:t>, GitHub, Docker</w:t>
+            <w:r>
+              <w:rPr>
+                <w:rFonts w:ascii="Calibri" w:eastAsia="Calibri" w:hAnsi="Calibri" w:cs="Calibri"/>
+                <w:color w:val="548DD4"/>
+                <w:sz w:val="18"/>
+                <w:szCs w:val="18"/>
+              </w:rPr>
+              <w:t>TraeIDE, GitHub, Docker</w:t>
             </w:r>
           </w:p>
         </w:tc>
@@ -5941,21 +5424,8 @@
                 <w:sz w:val="18"/>
                 <w:szCs w:val="18"/>
               </w:rPr>
-              <w:t xml:space="preserve">7 </w:t>
-            </w:r>
-            <w:proofErr w:type="gramStart"/>
-            <w:r>
-              <w:rPr>
-                <w:rFonts w:ascii="Calibri" w:eastAsia="Calibri" w:hAnsi="Calibri" w:cs="Calibri"/>
-                <w:i/>
-                <w:iCs/>
-                <w:color w:val="548DD4"/>
-                <w:sz w:val="18"/>
-                <w:szCs w:val="18"/>
-              </w:rPr>
-              <w:t>Días</w:t>
-            </w:r>
-            <w:proofErr w:type="gramEnd"/>
+              <w:t>7 Días</w:t>
+            </w:r>
           </w:p>
           <w:p>
             <w:pPr>
@@ -6246,21 +5716,8 @@
                 <w:sz w:val="18"/>
                 <w:szCs w:val="18"/>
               </w:rPr>
-              <w:t xml:space="preserve">15 </w:t>
-            </w:r>
-            <w:proofErr w:type="gramStart"/>
-            <w:r>
-              <w:rPr>
-                <w:rFonts w:ascii="Calibri" w:eastAsia="Calibri" w:hAnsi="Calibri" w:cs="Calibri"/>
-                <w:i/>
-                <w:iCs/>
-                <w:color w:val="548DD4"/>
-                <w:sz w:val="18"/>
-                <w:szCs w:val="18"/>
-              </w:rPr>
-              <w:t>Días</w:t>
-            </w:r>
-            <w:proofErr w:type="gramEnd"/>
+              <w:t>15 Días</w:t>
+            </w:r>
           </w:p>
         </w:tc>
         <w:tc>
@@ -6456,31 +5913,7 @@
                 <w:sz w:val="18"/>
                 <w:szCs w:val="18"/>
               </w:rPr>
-              <w:t xml:space="preserve">Construcción de microservicios con </w:t>
-            </w:r>
-            <w:proofErr w:type="spellStart"/>
-            <w:r>
-              <w:rPr>
-                <w:rFonts w:ascii="Calibri" w:eastAsia="Calibri" w:hAnsi="Calibri" w:cs="Calibri"/>
-                <w:i/>
-                <w:iCs/>
-                <w:color w:val="548DD4"/>
-                <w:sz w:val="18"/>
-                <w:szCs w:val="18"/>
-              </w:rPr>
-              <w:t>FastAPI</w:t>
-            </w:r>
-            <w:proofErr w:type="spellEnd"/>
-            <w:r>
-              <w:rPr>
-                <w:rFonts w:ascii="Calibri" w:eastAsia="Calibri" w:hAnsi="Calibri" w:cs="Calibri"/>
-                <w:i/>
-                <w:iCs/>
-                <w:color w:val="548DD4"/>
-                <w:sz w:val="18"/>
-                <w:szCs w:val="18"/>
-              </w:rPr>
-              <w:t xml:space="preserve"> y lógica de conexión a bases de datos.</w:t>
+              <w:t>Construcción de microservicios con FastAPI y lógica de conexión a bases de datos.</w:t>
             </w:r>
           </w:p>
         </w:tc>
@@ -6516,27 +5949,7 @@
                 <w:sz w:val="18"/>
                 <w:szCs w:val="18"/>
               </w:rPr>
-              <w:t xml:space="preserve">Python, </w:t>
-            </w:r>
-            <w:proofErr w:type="spellStart"/>
-            <w:r>
-              <w:rPr>
-                <w:rFonts w:ascii="Calibri" w:eastAsia="Calibri" w:hAnsi="Calibri" w:cs="Calibri"/>
-                <w:color w:val="548DD4"/>
-                <w:sz w:val="18"/>
-                <w:szCs w:val="18"/>
-              </w:rPr>
-              <w:t>FastAPI</w:t>
-            </w:r>
-            <w:proofErr w:type="spellEnd"/>
-            <w:r>
-              <w:rPr>
-                <w:rFonts w:ascii="Calibri" w:eastAsia="Calibri" w:hAnsi="Calibri" w:cs="Calibri"/>
-                <w:color w:val="548DD4"/>
-                <w:sz w:val="18"/>
-                <w:szCs w:val="18"/>
-              </w:rPr>
-              <w:t>, Trae</w:t>
+              <w:t>Python, FastAPI, Trae</w:t>
             </w:r>
           </w:p>
         </w:tc>
@@ -6576,21 +5989,8 @@
                 <w:sz w:val="18"/>
                 <w:szCs w:val="18"/>
               </w:rPr>
-              <w:t xml:space="preserve">10 </w:t>
-            </w:r>
-            <w:proofErr w:type="gramStart"/>
-            <w:r>
-              <w:rPr>
-                <w:rFonts w:ascii="Calibri" w:eastAsia="Calibri" w:hAnsi="Calibri" w:cs="Calibri"/>
-                <w:i/>
-                <w:iCs/>
-                <w:color w:val="548DD4"/>
-                <w:sz w:val="18"/>
-                <w:szCs w:val="18"/>
-              </w:rPr>
-              <w:t>Días</w:t>
-            </w:r>
-            <w:proofErr w:type="gramEnd"/>
+              <w:t>10 Días</w:t>
+            </w:r>
           </w:p>
         </w:tc>
         <w:tc>
@@ -6625,27 +6025,7 @@
                 <w:sz w:val="18"/>
                 <w:szCs w:val="18"/>
               </w:rPr>
-              <w:t>Juan Pablo Vega (</w:t>
-            </w:r>
-            <w:proofErr w:type="spellStart"/>
-            <w:r>
-              <w:rPr>
-                <w:rFonts w:ascii="Calibri" w:eastAsia="Calibri" w:hAnsi="Calibri" w:cs="Calibri"/>
-                <w:color w:val="548DD4"/>
-                <w:sz w:val="18"/>
-                <w:szCs w:val="18"/>
-              </w:rPr>
-              <w:t>Backend</w:t>
-            </w:r>
-            <w:proofErr w:type="spellEnd"/>
-            <w:r>
-              <w:rPr>
-                <w:rFonts w:ascii="Calibri" w:eastAsia="Calibri" w:hAnsi="Calibri" w:cs="Calibri"/>
-                <w:color w:val="548DD4"/>
-                <w:sz w:val="18"/>
-                <w:szCs w:val="18"/>
-              </w:rPr>
-              <w:t>)</w:t>
+              <w:t>Juan Pablo Vega (Backend)</w:t>
             </w:r>
           </w:p>
         </w:tc>
@@ -6685,55 +6065,7 @@
                 <w:sz w:val="18"/>
                 <w:szCs w:val="18"/>
               </w:rPr>
-              <w:t xml:space="preserve">Establecer la lógica </w:t>
-            </w:r>
-            <w:proofErr w:type="gramStart"/>
-            <w:r>
-              <w:rPr>
-                <w:rFonts w:ascii="Calibri" w:eastAsia="Calibri" w:hAnsi="Calibri" w:cs="Calibri"/>
-                <w:i/>
-                <w:iCs/>
-                <w:color w:val="548DD4"/>
-                <w:sz w:val="18"/>
-                <w:szCs w:val="18"/>
-              </w:rPr>
-              <w:t>de acuerdo a</w:t>
-            </w:r>
-            <w:proofErr w:type="gramEnd"/>
-            <w:r>
-              <w:rPr>
-                <w:rFonts w:ascii="Calibri" w:eastAsia="Calibri" w:hAnsi="Calibri" w:cs="Calibri"/>
-                <w:i/>
-                <w:iCs/>
-                <w:color w:val="548DD4"/>
-                <w:sz w:val="18"/>
-                <w:szCs w:val="18"/>
-              </w:rPr>
-              <w:t xml:space="preserve"> los requisitos identificados por el </w:t>
-            </w:r>
-            <w:proofErr w:type="spellStart"/>
-            <w:r>
-              <w:rPr>
-                <w:rFonts w:ascii="Calibri" w:eastAsia="Calibri" w:hAnsi="Calibri" w:cs="Calibri"/>
-                <w:i/>
-                <w:iCs/>
-                <w:color w:val="548DD4"/>
-                <w:sz w:val="18"/>
-                <w:szCs w:val="18"/>
-              </w:rPr>
-              <w:t>Product</w:t>
-            </w:r>
-            <w:proofErr w:type="spellEnd"/>
-            <w:r>
-              <w:rPr>
-                <w:rFonts w:ascii="Calibri" w:eastAsia="Calibri" w:hAnsi="Calibri" w:cs="Calibri"/>
-                <w:i/>
-                <w:iCs/>
-                <w:color w:val="548DD4"/>
-                <w:sz w:val="18"/>
-                <w:szCs w:val="18"/>
-              </w:rPr>
-              <w:t xml:space="preserve"> Owner</w:t>
+              <w:t>Establecer la lógica de acuerdo a los requisitos identificados por el Product Owner</w:t>
             </w:r>
           </w:p>
         </w:tc>
@@ -6807,25 +6139,14 @@
                 <w:szCs w:val="18"/>
               </w:rPr>
             </w:pPr>
-            <w:proofErr w:type="spellStart"/>
-            <w:r>
-              <w:rPr>
-                <w:rFonts w:ascii="Calibri" w:eastAsia="Calibri" w:hAnsi="Calibri" w:cs="Calibri"/>
-                <w:color w:val="548DD4"/>
-                <w:sz w:val="18"/>
-                <w:szCs w:val="18"/>
-              </w:rPr>
-              <w:t>Frontend</w:t>
-            </w:r>
-            <w:proofErr w:type="spellEnd"/>
-            <w:r>
-              <w:rPr>
-                <w:rFonts w:ascii="Calibri" w:eastAsia="Calibri" w:hAnsi="Calibri" w:cs="Calibri"/>
-                <w:color w:val="548DD4"/>
-                <w:sz w:val="18"/>
-                <w:szCs w:val="18"/>
-              </w:rPr>
-              <w:t xml:space="preserve"> Base y UI</w:t>
+            <w:r>
+              <w:rPr>
+                <w:rFonts w:ascii="Calibri" w:eastAsia="Calibri" w:hAnsi="Calibri" w:cs="Calibri"/>
+                <w:color w:val="548DD4"/>
+                <w:sz w:val="18"/>
+                <w:szCs w:val="18"/>
+              </w:rPr>
+              <w:t>Frontend Base y UI</w:t>
             </w:r>
           </w:p>
         </w:tc>
@@ -6865,55 +6186,7 @@
                 <w:sz w:val="18"/>
                 <w:szCs w:val="18"/>
               </w:rPr>
-              <w:t xml:space="preserve">Creación de componentes modulares en </w:t>
-            </w:r>
-            <w:proofErr w:type="spellStart"/>
-            <w:r>
-              <w:rPr>
-                <w:rFonts w:ascii="Calibri" w:eastAsia="Calibri" w:hAnsi="Calibri" w:cs="Calibri"/>
-                <w:i/>
-                <w:iCs/>
-                <w:color w:val="548DD4"/>
-                <w:sz w:val="18"/>
-                <w:szCs w:val="18"/>
-              </w:rPr>
-              <w:t>React</w:t>
-            </w:r>
-            <w:proofErr w:type="spellEnd"/>
-            <w:r>
-              <w:rPr>
-                <w:rFonts w:ascii="Calibri" w:eastAsia="Calibri" w:hAnsi="Calibri" w:cs="Calibri"/>
-                <w:i/>
-                <w:iCs/>
-                <w:color w:val="548DD4"/>
-                <w:sz w:val="18"/>
-                <w:szCs w:val="18"/>
-              </w:rPr>
-              <w:t xml:space="preserve"> y diseño con </w:t>
-            </w:r>
-            <w:proofErr w:type="spellStart"/>
-            <w:r>
-              <w:rPr>
-                <w:rFonts w:ascii="Calibri" w:eastAsia="Calibri" w:hAnsi="Calibri" w:cs="Calibri"/>
-                <w:i/>
-                <w:iCs/>
-                <w:color w:val="548DD4"/>
-                <w:sz w:val="18"/>
-                <w:szCs w:val="18"/>
-              </w:rPr>
-              <w:t>Tailwind</w:t>
-            </w:r>
-            <w:proofErr w:type="spellEnd"/>
-            <w:r>
-              <w:rPr>
-                <w:rFonts w:ascii="Calibri" w:eastAsia="Calibri" w:hAnsi="Calibri" w:cs="Calibri"/>
-                <w:i/>
-                <w:iCs/>
-                <w:color w:val="548DD4"/>
-                <w:sz w:val="18"/>
-                <w:szCs w:val="18"/>
-              </w:rPr>
-              <w:t xml:space="preserve"> CSS en VS Code.</w:t>
+              <w:t>Creación de componentes modulares en React y diseño con Tailwind CSS en VS Code.</w:t>
             </w:r>
           </w:p>
         </w:tc>
@@ -6942,37 +6215,15 @@
                 <w:szCs w:val="18"/>
               </w:rPr>
             </w:pPr>
-            <w:proofErr w:type="spellStart"/>
-            <w:r>
-              <w:rPr>
-                <w:rFonts w:ascii="Calibri" w:eastAsia="Calibri" w:hAnsi="Calibri" w:cs="Calibri"/>
-                <w:color w:val="548DD4"/>
-                <w:sz w:val="18"/>
-                <w:szCs w:val="18"/>
-              </w:rPr>
-              <w:t>React</w:t>
-            </w:r>
-            <w:proofErr w:type="spellEnd"/>
-            <w:r>
-              <w:rPr>
-                <w:rFonts w:ascii="Calibri" w:eastAsia="Calibri" w:hAnsi="Calibri" w:cs="Calibri"/>
-                <w:color w:val="548DD4"/>
-                <w:sz w:val="18"/>
-                <w:szCs w:val="18"/>
-              </w:rPr>
-              <w:t xml:space="preserve">, VS Code, </w:t>
-            </w:r>
-            <w:proofErr w:type="spellStart"/>
-            <w:r>
-              <w:rPr>
-                <w:rFonts w:ascii="Calibri" w:eastAsia="Calibri" w:hAnsi="Calibri" w:cs="Calibri"/>
-                <w:color w:val="548DD4"/>
-                <w:sz w:val="18"/>
-                <w:szCs w:val="18"/>
-              </w:rPr>
-              <w:t>Tailwind</w:t>
-            </w:r>
-            <w:proofErr w:type="spellEnd"/>
+            <w:r>
+              <w:rPr>
+                <w:rFonts w:ascii="Calibri" w:eastAsia="Calibri" w:hAnsi="Calibri" w:cs="Calibri"/>
+                <w:color w:val="548DD4"/>
+                <w:sz w:val="18"/>
+                <w:szCs w:val="18"/>
+              </w:rPr>
+              <w:t>React, VS Code, Tailwind</w:t>
+            </w:r>
           </w:p>
         </w:tc>
         <w:tc>
@@ -7011,21 +6262,8 @@
                 <w:sz w:val="18"/>
                 <w:szCs w:val="18"/>
               </w:rPr>
-              <w:t xml:space="preserve">10 </w:t>
-            </w:r>
-            <w:proofErr w:type="gramStart"/>
-            <w:r>
-              <w:rPr>
-                <w:rFonts w:ascii="Calibri" w:eastAsia="Calibri" w:hAnsi="Calibri" w:cs="Calibri"/>
-                <w:i/>
-                <w:iCs/>
-                <w:color w:val="548DD4"/>
-                <w:sz w:val="18"/>
-                <w:szCs w:val="18"/>
-              </w:rPr>
-              <w:t>Días</w:t>
-            </w:r>
-            <w:proofErr w:type="gramEnd"/>
+              <w:t>10 Días</w:t>
+            </w:r>
           </w:p>
         </w:tc>
         <w:tc>
@@ -7053,45 +6291,14 @@
                 <w:szCs w:val="18"/>
               </w:rPr>
             </w:pPr>
-            <w:proofErr w:type="spellStart"/>
-            <w:r>
-              <w:rPr>
-                <w:rFonts w:ascii="Calibri" w:eastAsia="Calibri" w:hAnsi="Calibri" w:cs="Calibri"/>
-                <w:color w:val="548DD4"/>
-                <w:sz w:val="18"/>
-                <w:szCs w:val="18"/>
-              </w:rPr>
-              <w:t>Victor</w:t>
-            </w:r>
-            <w:proofErr w:type="spellEnd"/>
-            <w:r>
-              <w:rPr>
-                <w:rFonts w:ascii="Calibri" w:eastAsia="Calibri" w:hAnsi="Calibri" w:cs="Calibri"/>
-                <w:color w:val="548DD4"/>
-                <w:sz w:val="18"/>
-                <w:szCs w:val="18"/>
-              </w:rPr>
-              <w:t xml:space="preserve"> Garay (</w:t>
-            </w:r>
-            <w:proofErr w:type="spellStart"/>
-            <w:r>
-              <w:rPr>
-                <w:rFonts w:ascii="Calibri" w:eastAsia="Calibri" w:hAnsi="Calibri" w:cs="Calibri"/>
-                <w:color w:val="548DD4"/>
-                <w:sz w:val="18"/>
-                <w:szCs w:val="18"/>
-              </w:rPr>
-              <w:t>Frontend</w:t>
-            </w:r>
-            <w:proofErr w:type="spellEnd"/>
-            <w:r>
-              <w:rPr>
-                <w:rFonts w:ascii="Calibri" w:eastAsia="Calibri" w:hAnsi="Calibri" w:cs="Calibri"/>
-                <w:color w:val="548DD4"/>
-                <w:sz w:val="18"/>
-                <w:szCs w:val="18"/>
-              </w:rPr>
-              <w:t>)</w:t>
+            <w:r>
+              <w:rPr>
+                <w:rFonts w:ascii="Calibri" w:eastAsia="Calibri" w:hAnsi="Calibri" w:cs="Calibri"/>
+                <w:color w:val="548DD4"/>
+                <w:sz w:val="18"/>
+                <w:szCs w:val="18"/>
+              </w:rPr>
+              <w:t>Victor Garay (Frontend)</w:t>
             </w:r>
           </w:p>
         </w:tc>
@@ -7252,31 +6459,7 @@
                 <w:sz w:val="18"/>
                 <w:szCs w:val="18"/>
               </w:rPr>
-              <w:t xml:space="preserve">Implementación del Asistente Virtual utilizando </w:t>
-            </w:r>
-            <w:proofErr w:type="spellStart"/>
-            <w:r>
-              <w:rPr>
-                <w:rFonts w:ascii="Calibri" w:eastAsia="Calibri" w:hAnsi="Calibri" w:cs="Calibri"/>
-                <w:i/>
-                <w:iCs/>
-                <w:color w:val="548DD4"/>
-                <w:sz w:val="18"/>
-                <w:szCs w:val="18"/>
-              </w:rPr>
-              <w:t>LangChain</w:t>
-            </w:r>
-            <w:proofErr w:type="spellEnd"/>
-            <w:r>
-              <w:rPr>
-                <w:rFonts w:ascii="Calibri" w:eastAsia="Calibri" w:hAnsi="Calibri" w:cs="Calibri"/>
-                <w:i/>
-                <w:iCs/>
-                <w:color w:val="548DD4"/>
-                <w:sz w:val="18"/>
-                <w:szCs w:val="18"/>
-              </w:rPr>
-              <w:t xml:space="preserve"> y la lógica de Python.</w:t>
+              <w:t>Implementación del Asistente Virtual utilizando LangChain y la lógica de Python.</w:t>
             </w:r>
           </w:p>
         </w:tc>
@@ -7312,39 +6495,8 @@
                 <w:sz w:val="18"/>
                 <w:szCs w:val="18"/>
               </w:rPr>
-              <w:t xml:space="preserve">Python, </w:t>
-            </w:r>
-            <w:proofErr w:type="spellStart"/>
-            <w:r>
-              <w:rPr>
-                <w:rFonts w:ascii="Calibri" w:eastAsia="Calibri" w:hAnsi="Calibri" w:cs="Calibri"/>
-                <w:color w:val="548DD4"/>
-                <w:sz w:val="18"/>
-                <w:szCs w:val="18"/>
-              </w:rPr>
-              <w:t>OpenAI</w:t>
-            </w:r>
-            <w:proofErr w:type="spellEnd"/>
-            <w:r>
-              <w:rPr>
-                <w:rFonts w:ascii="Calibri" w:eastAsia="Calibri" w:hAnsi="Calibri" w:cs="Calibri"/>
-                <w:color w:val="548DD4"/>
-                <w:sz w:val="18"/>
-                <w:szCs w:val="18"/>
-              </w:rPr>
-              <w:t>/</w:t>
-            </w:r>
-            <w:proofErr w:type="spellStart"/>
-            <w:r>
-              <w:rPr>
-                <w:rFonts w:ascii="Calibri" w:eastAsia="Calibri" w:hAnsi="Calibri" w:cs="Calibri"/>
-                <w:color w:val="548DD4"/>
-                <w:sz w:val="18"/>
-                <w:szCs w:val="18"/>
-              </w:rPr>
-              <w:t>HuggingFace</w:t>
-            </w:r>
-            <w:proofErr w:type="spellEnd"/>
+              <w:t>Python, OpenAI/HuggingFace</w:t>
+            </w:r>
           </w:p>
         </w:tc>
         <w:tc>
@@ -7383,21 +6535,8 @@
                 <w:sz w:val="18"/>
                 <w:szCs w:val="18"/>
               </w:rPr>
-              <w:t xml:space="preserve">10 </w:t>
-            </w:r>
-            <w:proofErr w:type="gramStart"/>
-            <w:r>
-              <w:rPr>
-                <w:rFonts w:ascii="Calibri" w:eastAsia="Calibri" w:hAnsi="Calibri" w:cs="Calibri"/>
-                <w:i/>
-                <w:iCs/>
-                <w:color w:val="548DD4"/>
-                <w:sz w:val="18"/>
-                <w:szCs w:val="18"/>
-              </w:rPr>
-              <w:t>Días</w:t>
-            </w:r>
-            <w:proofErr w:type="gramEnd"/>
+              <w:t>10 Días</w:t>
+            </w:r>
           </w:p>
         </w:tc>
         <w:tc>
@@ -7622,57 +6761,15 @@
                 <w:szCs w:val="18"/>
               </w:rPr>
             </w:pPr>
-            <w:proofErr w:type="spellStart"/>
-            <w:r>
-              <w:rPr>
-                <w:rFonts w:ascii="Calibri" w:eastAsia="Calibri" w:hAnsi="Calibri" w:cs="Calibri"/>
-                <w:color w:val="548DD4"/>
-                <w:sz w:val="18"/>
-                <w:szCs w:val="18"/>
-              </w:rPr>
-              <w:t>React</w:t>
-            </w:r>
-            <w:proofErr w:type="spellEnd"/>
-            <w:r>
-              <w:rPr>
-                <w:rFonts w:ascii="Calibri" w:eastAsia="Calibri" w:hAnsi="Calibri" w:cs="Calibri"/>
-                <w:color w:val="548DD4"/>
-                <w:sz w:val="18"/>
-                <w:szCs w:val="18"/>
-              </w:rPr>
-              <w:t xml:space="preserve">, </w:t>
-            </w:r>
-            <w:proofErr w:type="spellStart"/>
-            <w:r>
-              <w:rPr>
-                <w:rFonts w:ascii="Calibri" w:eastAsia="Calibri" w:hAnsi="Calibri" w:cs="Calibri"/>
-                <w:color w:val="548DD4"/>
-                <w:sz w:val="18"/>
-                <w:szCs w:val="18"/>
-              </w:rPr>
-              <w:t>Leaflet</w:t>
-            </w:r>
-            <w:proofErr w:type="spellEnd"/>
-            <w:r>
-              <w:rPr>
-                <w:rFonts w:ascii="Calibri" w:eastAsia="Calibri" w:hAnsi="Calibri" w:cs="Calibri"/>
-                <w:color w:val="548DD4"/>
-                <w:sz w:val="18"/>
-                <w:szCs w:val="18"/>
-              </w:rPr>
-              <w:t xml:space="preserve">/Google </w:t>
-            </w:r>
-            <w:proofErr w:type="spellStart"/>
-            <w:r>
-              <w:rPr>
-                <w:rFonts w:ascii="Calibri" w:eastAsia="Calibri" w:hAnsi="Calibri" w:cs="Calibri"/>
-                <w:color w:val="548DD4"/>
-                <w:sz w:val="18"/>
-                <w:szCs w:val="18"/>
-              </w:rPr>
-              <w:t>Maps</w:t>
-            </w:r>
-            <w:proofErr w:type="spellEnd"/>
+            <w:r>
+              <w:rPr>
+                <w:rFonts w:ascii="Calibri" w:eastAsia="Calibri" w:hAnsi="Calibri" w:cs="Calibri"/>
+                <w:color w:val="548DD4"/>
+                <w:sz w:val="18"/>
+                <w:szCs w:val="18"/>
+              </w:rPr>
+              <w:t>React, Leaflet/Google Maps</w:t>
+            </w:r>
           </w:p>
         </w:tc>
         <w:tc>
@@ -7711,21 +6808,8 @@
                 <w:sz w:val="18"/>
                 <w:szCs w:val="18"/>
               </w:rPr>
-              <w:t xml:space="preserve">10 </w:t>
-            </w:r>
-            <w:proofErr w:type="gramStart"/>
-            <w:r>
-              <w:rPr>
-                <w:rFonts w:ascii="Calibri" w:eastAsia="Calibri" w:hAnsi="Calibri" w:cs="Calibri"/>
-                <w:i/>
-                <w:iCs/>
-                <w:color w:val="548DD4"/>
-                <w:sz w:val="18"/>
-                <w:szCs w:val="18"/>
-              </w:rPr>
-              <w:t>Días</w:t>
-            </w:r>
-            <w:proofErr w:type="gramEnd"/>
+              <w:t>10 Días</w:t>
+            </w:r>
           </w:p>
         </w:tc>
         <w:tc>
@@ -7753,25 +6837,14 @@
                 <w:szCs w:val="18"/>
               </w:rPr>
             </w:pPr>
-            <w:proofErr w:type="spellStart"/>
-            <w:r>
-              <w:rPr>
-                <w:rFonts w:ascii="Calibri" w:eastAsia="Calibri" w:hAnsi="Calibri" w:cs="Calibri"/>
-                <w:color w:val="548DD4"/>
-                <w:sz w:val="18"/>
-                <w:szCs w:val="18"/>
-              </w:rPr>
-              <w:t>Victor</w:t>
-            </w:r>
-            <w:proofErr w:type="spellEnd"/>
-            <w:r>
-              <w:rPr>
-                <w:rFonts w:ascii="Calibri" w:eastAsia="Calibri" w:hAnsi="Calibri" w:cs="Calibri"/>
-                <w:color w:val="548DD4"/>
-                <w:sz w:val="18"/>
-                <w:szCs w:val="18"/>
-              </w:rPr>
-              <w:t xml:space="preserve"> Garay</w:t>
+            <w:r>
+              <w:rPr>
+                <w:rFonts w:ascii="Calibri" w:eastAsia="Calibri" w:hAnsi="Calibri" w:cs="Calibri"/>
+                <w:color w:val="548DD4"/>
+                <w:sz w:val="18"/>
+                <w:szCs w:val="18"/>
+              </w:rPr>
+              <w:t>Victor Garay</w:t>
             </w:r>
           </w:p>
         </w:tc>
@@ -7948,47 +7021,7 @@
                 <w:sz w:val="22"/>
                 <w:szCs w:val="22"/>
               </w:rPr>
-              <w:t>Declarar las evidencias a diseñar para el proyecto. Estas evidencias deben ser acordadas con el docente, dependiendo de la dimensión del proyecto. Todas las evidencias deben estar en formato .</w:t>
-            </w:r>
-            <w:proofErr w:type="spellStart"/>
-            <w:r>
-              <w:rPr>
-                <w:rFonts w:ascii="Calibri" w:eastAsia="Calibri" w:hAnsi="Calibri" w:cs="Calibri"/>
-                <w:color w:val="1F4E79"/>
-                <w:sz w:val="22"/>
-                <w:szCs w:val="22"/>
-              </w:rPr>
-              <w:t>pdf</w:t>
-            </w:r>
-            <w:proofErr w:type="spellEnd"/>
-            <w:r>
-              <w:rPr>
-                <w:rFonts w:ascii="Calibri" w:eastAsia="Calibri" w:hAnsi="Calibri" w:cs="Calibri"/>
-                <w:color w:val="1F4E79"/>
-                <w:sz w:val="22"/>
-                <w:szCs w:val="22"/>
-              </w:rPr>
-              <w:t>, .xls, .xlsx, .</w:t>
-            </w:r>
-            <w:proofErr w:type="spellStart"/>
-            <w:r>
-              <w:rPr>
-                <w:rFonts w:ascii="Calibri" w:eastAsia="Calibri" w:hAnsi="Calibri" w:cs="Calibri"/>
-                <w:color w:val="1F4E79"/>
-                <w:sz w:val="22"/>
-                <w:szCs w:val="22"/>
-              </w:rPr>
-              <w:t>doc</w:t>
-            </w:r>
-            <w:proofErr w:type="spellEnd"/>
-            <w:r>
-              <w:rPr>
-                <w:rFonts w:ascii="Calibri" w:eastAsia="Calibri" w:hAnsi="Calibri" w:cs="Calibri"/>
-                <w:color w:val="1F4E79"/>
-                <w:sz w:val="22"/>
-                <w:szCs w:val="22"/>
-              </w:rPr>
-              <w:t xml:space="preserve"> o .docx, según corresponda y deben ser legibles para el docente.</w:t>
+              <w:t>Declarar las evidencias a diseñar para el proyecto. Estas evidencias deben ser acordadas con el docente, dependiendo de la dimensión del proyecto. Todas las evidencias deben estar en formato .pdf, .xls, .xlsx, .doc o .docx, según corresponda y deben ser legibles para el docente.</w:t>
             </w:r>
           </w:p>
         </w:tc>
@@ -8228,7 +7261,6 @@
                 <w:szCs w:val="22"/>
               </w:rPr>
             </w:pPr>
-            <w:proofErr w:type="gramStart"/>
             <w:r>
               <w:rPr>
                 <w:rFonts w:ascii="Calibri" w:eastAsia="Calibri" w:hAnsi="Calibri" w:cs="Calibri"/>
@@ -8238,19 +7270,7 @@
                 <w:sz w:val="22"/>
                 <w:szCs w:val="22"/>
               </w:rPr>
-              <w:t>Link</w:t>
-            </w:r>
-            <w:proofErr w:type="gramEnd"/>
-            <w:r>
-              <w:rPr>
-                <w:rFonts w:ascii="Calibri" w:eastAsia="Calibri" w:hAnsi="Calibri" w:cs="Calibri"/>
-                <w:b/>
-                <w:bCs/>
-                <w:color w:val="1F4E79"/>
-                <w:sz w:val="22"/>
-                <w:szCs w:val="22"/>
-              </w:rPr>
-              <w:t xml:space="preserve"> para acceder (repositorio)</w:t>
+              <w:t>Link para acceder (repositorio)</w:t>
             </w:r>
           </w:p>
         </w:tc>
@@ -8395,27 +7415,7 @@
                 <w:sz w:val="18"/>
                 <w:szCs w:val="18"/>
               </w:rPr>
-              <w:t xml:space="preserve">Diagrama de Microservicios EDA, flujo de eventos en Redis y diseño de </w:t>
-            </w:r>
-            <w:proofErr w:type="spellStart"/>
-            <w:r>
-              <w:rPr>
-                <w:rFonts w:ascii="Calibri" w:eastAsia="Calibri" w:hAnsi="Calibri" w:cs="Calibri"/>
-                <w:color w:val="5B9BD5"/>
-                <w:sz w:val="18"/>
-                <w:szCs w:val="18"/>
-              </w:rPr>
-              <w:t>WebSockets</w:t>
-            </w:r>
-            <w:proofErr w:type="spellEnd"/>
-            <w:r>
-              <w:rPr>
-                <w:rFonts w:ascii="Calibri" w:eastAsia="Calibri" w:hAnsi="Calibri" w:cs="Calibri"/>
-                <w:color w:val="5B9BD5"/>
-                <w:sz w:val="18"/>
-                <w:szCs w:val="18"/>
-              </w:rPr>
-              <w:t xml:space="preserve"> para el chat.</w:t>
+              <w:t>Diagrama de Microservicios EDA, flujo de eventos en Redis y diseño de WebSockets para el chat.</w:t>
             </w:r>
           </w:p>
         </w:tc>
@@ -8601,9 +7601,8 @@
                 <w:sz w:val="18"/>
                 <w:szCs w:val="18"/>
               </w:rPr>
-              <w:t>Script SQL (</w:t>
-            </w:r>
-            <w:proofErr w:type="spellStart"/>
+              <w:t>Script SQL (Postgres) para transacciones/socios y JSON Schema (Mongo) para libros</w:t>
+            </w:r>
             <w:r>
               <w:rPr>
                 <w:rFonts w:ascii="Calibri" w:eastAsia="Calibri" w:hAnsi="Calibri" w:cs="Calibri"/>
@@ -8611,9 +7610,8 @@
                 <w:sz w:val="18"/>
                 <w:szCs w:val="18"/>
               </w:rPr>
-              <w:t>Postgres</w:t>
-            </w:r>
-            <w:proofErr w:type="spellEnd"/>
+              <w:t>, Redis para caché</w:t>
+            </w:r>
             <w:r>
               <w:rPr>
                 <w:rFonts w:ascii="Calibri" w:eastAsia="Calibri" w:hAnsi="Calibri" w:cs="Calibri"/>
@@ -8621,7 +7619,7 @@
                 <w:sz w:val="18"/>
                 <w:szCs w:val="18"/>
               </w:rPr>
-              <w:t>) para transacciones/socios y JSON Schema (Mongo) para libros.</w:t>
+              <w:t>.</w:t>
             </w:r>
           </w:p>
         </w:tc>
@@ -8807,9 +7805,8 @@
                 <w:sz w:val="18"/>
                 <w:szCs w:val="18"/>
               </w:rPr>
-              <w:t xml:space="preserve">Documentación interactiva de todos los </w:t>
-            </w:r>
-            <w:proofErr w:type="spellStart"/>
+              <w:t>Documentación interactiva de todos los endpoints</w:t>
+            </w:r>
             <w:r>
               <w:rPr>
                 <w:rFonts w:ascii="Calibri" w:eastAsia="Calibri" w:hAnsi="Calibri" w:cs="Calibri"/>
@@ -8817,17 +7814,7 @@
                 <w:sz w:val="18"/>
                 <w:szCs w:val="18"/>
               </w:rPr>
-              <w:t>endpoints</w:t>
-            </w:r>
-            <w:proofErr w:type="spellEnd"/>
-            <w:r>
-              <w:rPr>
-                <w:rFonts w:ascii="Calibri" w:eastAsia="Calibri" w:hAnsi="Calibri" w:cs="Calibri"/>
-                <w:color w:val="5B9BD5"/>
-                <w:sz w:val="18"/>
-                <w:szCs w:val="18"/>
-              </w:rPr>
-              <w:t xml:space="preserve"> (Auth, Tienda, Citas, IA).</w:t>
+              <w:t>.</w:t>
             </w:r>
           </w:p>
         </w:tc>
@@ -9013,9 +8000,8 @@
                 <w:sz w:val="18"/>
                 <w:szCs w:val="18"/>
               </w:rPr>
-              <w:t xml:space="preserve">Aplicación </w:t>
-            </w:r>
-            <w:proofErr w:type="spellStart"/>
+              <w:t xml:space="preserve">Aplicación React con Chat C2C, Mapa </w:t>
+            </w:r>
             <w:r>
               <w:rPr>
                 <w:rFonts w:ascii="Calibri" w:eastAsia="Calibri" w:hAnsi="Calibri" w:cs="Calibri"/>
@@ -9023,9 +8009,8 @@
                 <w:sz w:val="18"/>
                 <w:szCs w:val="18"/>
               </w:rPr>
-              <w:t>React</w:t>
-            </w:r>
-            <w:proofErr w:type="spellEnd"/>
+              <w:t>interactivo</w:t>
+            </w:r>
             <w:r>
               <w:rPr>
                 <w:rFonts w:ascii="Calibri" w:eastAsia="Calibri" w:hAnsi="Calibri" w:cs="Calibri"/>
@@ -9033,27 +8018,7 @@
                 <w:sz w:val="18"/>
                 <w:szCs w:val="18"/>
               </w:rPr>
-              <w:t xml:space="preserve"> con Chat C2C, Mapa de Maipú, </w:t>
-            </w:r>
-            <w:proofErr w:type="spellStart"/>
-            <w:r>
-              <w:rPr>
-                <w:rFonts w:ascii="Calibri" w:eastAsia="Calibri" w:hAnsi="Calibri" w:cs="Calibri"/>
-                <w:color w:val="5B9BD5"/>
-                <w:sz w:val="18"/>
-                <w:szCs w:val="18"/>
-              </w:rPr>
-              <w:t>Dashboard</w:t>
-            </w:r>
-            <w:proofErr w:type="spellEnd"/>
-            <w:r>
-              <w:rPr>
-                <w:rFonts w:ascii="Calibri" w:eastAsia="Calibri" w:hAnsi="Calibri" w:cs="Calibri"/>
-                <w:color w:val="5B9BD5"/>
-                <w:sz w:val="18"/>
-                <w:szCs w:val="18"/>
-              </w:rPr>
-              <w:t xml:space="preserve"> Admin y Perfil de Socio.</w:t>
+              <w:t>, Dashboard Admin y Perfil de Socio.</w:t>
             </w:r>
           </w:p>
         </w:tc>
@@ -9239,47 +8204,7 @@
                 <w:sz w:val="18"/>
                 <w:szCs w:val="18"/>
               </w:rPr>
-              <w:t>Scripts de Python (</w:t>
-            </w:r>
-            <w:proofErr w:type="spellStart"/>
-            <w:r>
-              <w:rPr>
-                <w:rFonts w:ascii="Calibri" w:eastAsia="Calibri" w:hAnsi="Calibri" w:cs="Calibri"/>
-                <w:color w:val="5B9BD5"/>
-                <w:sz w:val="18"/>
-                <w:szCs w:val="18"/>
-              </w:rPr>
-              <w:t>LangChain</w:t>
-            </w:r>
-            <w:proofErr w:type="spellEnd"/>
-            <w:r>
-              <w:rPr>
-                <w:rFonts w:ascii="Calibri" w:eastAsia="Calibri" w:hAnsi="Calibri" w:cs="Calibri"/>
-                <w:color w:val="5B9BD5"/>
-                <w:sz w:val="18"/>
-                <w:szCs w:val="18"/>
-              </w:rPr>
-              <w:t xml:space="preserve">) para recomendaciones y servidor de </w:t>
-            </w:r>
-            <w:proofErr w:type="spellStart"/>
-            <w:r>
-              <w:rPr>
-                <w:rFonts w:ascii="Calibri" w:eastAsia="Calibri" w:hAnsi="Calibri" w:cs="Calibri"/>
-                <w:color w:val="5B9BD5"/>
-                <w:sz w:val="18"/>
-                <w:szCs w:val="18"/>
-              </w:rPr>
-              <w:t>WebSockets</w:t>
-            </w:r>
-            <w:proofErr w:type="spellEnd"/>
-            <w:r>
-              <w:rPr>
-                <w:rFonts w:ascii="Calibri" w:eastAsia="Calibri" w:hAnsi="Calibri" w:cs="Calibri"/>
-                <w:color w:val="5B9BD5"/>
-                <w:sz w:val="18"/>
-                <w:szCs w:val="18"/>
-              </w:rPr>
-              <w:t>.</w:t>
+              <w:t>Scripts de Python (LangChain) para recomendaciones y servidor de WebSockets.</w:t>
             </w:r>
           </w:p>
         </w:tc>
@@ -9465,27 +8390,7 @@
                 <w:sz w:val="18"/>
                 <w:szCs w:val="18"/>
               </w:rPr>
-              <w:t xml:space="preserve">Guía de despliegue con Docker </w:t>
-            </w:r>
-            <w:proofErr w:type="spellStart"/>
-            <w:r>
-              <w:rPr>
-                <w:rFonts w:ascii="Calibri" w:eastAsia="Calibri" w:hAnsi="Calibri" w:cs="Calibri"/>
-                <w:color w:val="5B9BD5"/>
-                <w:sz w:val="18"/>
-                <w:szCs w:val="18"/>
-              </w:rPr>
-              <w:t>Compose</w:t>
-            </w:r>
-            <w:proofErr w:type="spellEnd"/>
-            <w:r>
-              <w:rPr>
-                <w:rFonts w:ascii="Calibri" w:eastAsia="Calibri" w:hAnsi="Calibri" w:cs="Calibri"/>
-                <w:color w:val="5B9BD5"/>
-                <w:sz w:val="18"/>
-                <w:szCs w:val="18"/>
-              </w:rPr>
-              <w:t xml:space="preserve"> y reporte de pruebas de integración.</w:t>
+              <w:t>Guía de despliegue con Docker Compose y reporte de pruebas de integración.</w:t>
             </w:r>
           </w:p>
         </w:tc>
@@ -9730,9 +8635,8 @@
                 <w:sz w:val="22"/>
                 <w:szCs w:val="22"/>
               </w:rPr>
-              <w:t xml:space="preserve">antt en formato </w:t>
-            </w:r>
-            <w:proofErr w:type="spellStart"/>
+              <w:t xml:space="preserve">antt en formato excel. Se encuentra la documentación en </w:t>
+            </w:r>
             <w:r>
               <w:rPr>
                 <w:rFonts w:ascii="Calibri" w:eastAsia="Calibri" w:hAnsi="Calibri" w:cs="Calibri"/>
@@ -9740,46 +8644,7 @@
                 <w:sz w:val="22"/>
                 <w:szCs w:val="22"/>
               </w:rPr>
-              <w:t>excel</w:t>
-            </w:r>
-            <w:proofErr w:type="spellEnd"/>
-            <w:r>
-              <w:rPr>
-                <w:rFonts w:ascii="Calibri" w:eastAsia="Calibri" w:hAnsi="Calibri" w:cs="Calibri"/>
-                <w:color w:val="1F4E79"/>
-                <w:sz w:val="22"/>
-                <w:szCs w:val="22"/>
-              </w:rPr>
-              <w:t xml:space="preserve">. Se encuentra la documentación en </w:t>
-            </w:r>
-            <w:r>
-              <w:rPr>
-                <w:rFonts w:ascii="Calibri" w:eastAsia="Calibri" w:hAnsi="Calibri" w:cs="Calibri"/>
-                <w:color w:val="1F4E79"/>
-                <w:sz w:val="22"/>
-                <w:szCs w:val="22"/>
-              </w:rPr>
-              <w:t xml:space="preserve">nuestro repositorio en </w:t>
-            </w:r>
-            <w:proofErr w:type="spellStart"/>
-            <w:r>
-              <w:rPr>
-                <w:rFonts w:ascii="Calibri" w:eastAsia="Calibri" w:hAnsi="Calibri" w:cs="Calibri"/>
-                <w:color w:val="1F4E79"/>
-                <w:sz w:val="22"/>
-                <w:szCs w:val="22"/>
-              </w:rPr>
-              <w:t>Github</w:t>
-            </w:r>
-            <w:proofErr w:type="spellEnd"/>
-            <w:r>
-              <w:rPr>
-                <w:rFonts w:ascii="Calibri" w:eastAsia="Calibri" w:hAnsi="Calibri" w:cs="Calibri"/>
-                <w:color w:val="1F4E79"/>
-                <w:sz w:val="22"/>
-                <w:szCs w:val="22"/>
-              </w:rPr>
-              <w:t xml:space="preserve"> (</w:t>
+              <w:t>nuestro repositorio en Github (</w:t>
             </w:r>
             <w:r>
               <w:rPr>
@@ -9864,19 +8729,7 @@
                 <w:szCs w:val="22"/>
                 <w:lang w:val="en-US"/>
               </w:rPr>
-              <w:t xml:space="preserve"> </w:t>
-            </w:r>
-            <w:r>
-              <w:rPr>
-                <w:rFonts w:ascii="Calibri" w:eastAsia="Calibri" w:hAnsi="Calibri" w:cs="Calibri"/>
-                <w:b/>
-                <w:bCs/>
-                <w:color w:val="1F4E79"/>
-                <w:sz w:val="22"/>
-                <w:szCs w:val="22"/>
-                <w:lang w:val="en-US"/>
-              </w:rPr>
-              <w:t>https://github.com/trickershile/ProyectoBibliotecaVirtual.git</w:t>
+              <w:t xml:space="preserve"> https://github.com/trickershile/ProyectoBibliotecaVirtual.git</w:t>
             </w:r>
           </w:p>
         </w:tc>
@@ -12703,7 +11556,7 @@
             </wp:anchor>
           </w:drawing>
         </mc:Choice>
-        <mc:Fallback xmlns:cr="http://schemas.microsoft.com/office/comments/2020/reactions" xmlns="http://schemas.microsoft.com/office/tasks/2019/documenttasks" xmlns:dgm="http://schemas.openxmlformats.org/drawingml/2006/diagram" xmlns:lc="http://schemas.openxmlformats.org/drawingml/2006/lockedCanvas" xmlns:c="http://schemas.openxmlformats.org/drawingml/2006/chart" xmlns:pic="http://schemas.openxmlformats.org/drawingml/2006/picture" xmlns:a="http://schemas.openxmlformats.org/drawingml/2006/main" xmlns:sl="http://schemas.openxmlformats.org/schemaLibrary/2006/main">
+        <mc:Fallback xmlns:sl="http://schemas.openxmlformats.org/schemaLibrary/2006/main" xmlns:a="http://schemas.openxmlformats.org/drawingml/2006/main" xmlns:pic="http://schemas.openxmlformats.org/drawingml/2006/picture" xmlns:c="http://schemas.openxmlformats.org/drawingml/2006/chart" xmlns:lc="http://schemas.openxmlformats.org/drawingml/2006/lockedCanvas" xmlns:dgm="http://schemas.openxmlformats.org/drawingml/2006/diagram" xmlns="http://schemas.microsoft.com/office/tasks/2019/documenttasks" xmlns:cr="http://schemas.microsoft.com/office/comments/2020/reactions">
           <w:drawing>
             <wp:anchor allowOverlap="1" behindDoc="1" distB="0" distT="0" distL="0" distR="0" hidden="0" layoutInCell="1" locked="0" relativeHeight="0" simplePos="0">
               <wp:simplePos x="0" y="0"/>
